--- a/docs/word/SysPulse Installation Guide.docx
+++ b/docs/word/SysPulse Installation Guide.docx
@@ -6203,7 +6203,7 @@
               <w:rPr>
                 <w:sz w:val="19"/>
               </w:rPr>
-              <w:t>Move to Trash (freedesktop spec / Windows Recycle Bin)</w:t>
+              <w:t>Move to Trash (freedesktop spec)</w:t>
             </w:r>
           </w:p>
         </w:tc>

--- a/docs/word/SysPulse Installation Guide.docx
+++ b/docs/word/SysPulse Installation Guide.docx
@@ -120,7 +120,7 @@
           <w:b/>
           <w:sz w:val="21"/>
         </w:rPr>
-        <w:t>08 October 2026</w:t>
+        <w:t>09 October 2026</w:t>
       </w:r>
     </w:p>
     <w:p>
@@ -9333,7 +9333,7 @@
         </w:trPr>
         <w:tc>
           <w:tcPr>
-            <w:tcW w:type="dxa" w:w="4284"/>
+            <w:tcW w:type="dxa" w:w="4819"/>
             <w:tcMar>
               <w:top w:w="60" w:type="dxa"/>
               <w:bottom w:w="60" w:type="dxa"/>
@@ -9358,7 +9358,7 @@
         </w:tc>
         <w:tc>
           <w:tcPr>
-            <w:tcW w:type="dxa" w:w="5354"/>
+            <w:tcW w:type="dxa" w:w="4819"/>
             <w:tcMar>
               <w:top w:w="60" w:type="dxa"/>
               <w:bottom w:w="60" w:type="dxa"/>
@@ -9385,7 +9385,7 @@
       <w:tr>
         <w:tc>
           <w:tcPr>
-            <w:tcW w:type="dxa" w:w="4284"/>
+            <w:tcW w:type="dxa" w:w="4819"/>
             <w:tcMar>
               <w:top w:w="60" w:type="dxa"/>
               <w:bottom w:w="60" w:type="dxa"/>
@@ -9399,7 +9399,6 @@
             </w:pPr>
             <w:r>
               <w:rPr>
-                <w:b/>
                 <w:sz w:val="19"/>
               </w:rPr>
               <w:t xml:space="preserve">Layout looks broken in </w:t>
@@ -9407,17 +9406,30 @@
             <w:r>
               <w:rPr>
                 <w:rFonts w:ascii="Consolas" w:hAnsi="Consolas"/>
-                <w:b/>
                 <w:sz w:val="17"/>
                 <w:shd w:val="clear" w:fill="EEF1F5"/>
               </w:rPr>
               <w:t>npm run dev</w:t>
+            </w:r>
+            <w:r>
+              <w:rPr>
+                <w:sz w:val="19"/>
+              </w:rPr>
+              <w:t xml:space="preserve">, terminal shows </w:t>
+            </w:r>
+            <w:r>
+              <w:rPr>
+                <w:rFonts w:ascii="Consolas" w:hAnsi="Consolas"/>
+                <w:sz w:val="17"/>
+                <w:shd w:val="clear" w:fill="EEF1F5"/>
+              </w:rPr>
+              <w:t>[postcss] … Unknown word SysPulse</w:t>
             </w:r>
           </w:p>
         </w:tc>
         <w:tc>
           <w:tcPr>
-            <w:tcW w:type="dxa" w:w="5354"/>
+            <w:tcW w:type="dxa" w:w="4819"/>
             <w:tcMar>
               <w:top w:w="60" w:type="dxa"/>
               <w:bottom w:w="60" w:type="dxa"/>
@@ -9433,7 +9445,7 @@
               <w:rPr>
                 <w:sz w:val="19"/>
               </w:rPr>
-              <w:t xml:space="preserve">Vite served a stale stylesheet after a restart. Touch </w:t>
+              <w:t xml:space="preserve">Fixed in </w:t>
             </w:r>
             <w:r>
               <w:rPr>
@@ -9441,13 +9453,13 @@
                 <w:sz w:val="17"/>
                 <w:shd w:val="clear" w:fill="EEF1F5"/>
               </w:rPr>
-              <w:t>src-tauri/src/main.rs</w:t>
+              <w:t>ui/vite.config.ts</w:t>
             </w:r>
             <w:r>
               <w:rPr>
                 <w:sz w:val="19"/>
               </w:rPr>
-              <w:t xml:space="preserve"> or restart </w:t>
+              <w:t xml:space="preserve"> (development builds inject component styles instead of serving them separately). If you still see it with an older copy, restart </w:t>
             </w:r>
             <w:r>
               <w:rPr>
@@ -9461,7 +9473,7 @@
               <w:rPr>
                 <w:sz w:val="19"/>
               </w:rPr>
-              <w:t>. Packaged builds are not affected</w:t>
+              <w:t>. Packaged builds were never affected</w:t>
             </w:r>
           </w:p>
         </w:tc>
@@ -9469,7 +9481,7 @@
       <w:tr>
         <w:tc>
           <w:tcPr>
-            <w:tcW w:type="dxa" w:w="4284"/>
+            <w:tcW w:type="dxa" w:w="4819"/>
             <w:tcMar>
               <w:top w:w="60" w:type="dxa"/>
               <w:bottom w:w="60" w:type="dxa"/>
@@ -9493,7 +9505,7 @@
         </w:tc>
         <w:tc>
           <w:tcPr>
-            <w:tcW w:type="dxa" w:w="5354"/>
+            <w:tcW w:type="dxa" w:w="4819"/>
             <w:tcMar>
               <w:top w:w="60" w:type="dxa"/>
               <w:bottom w:w="60" w:type="dxa"/>
@@ -9532,7 +9544,7 @@
       <w:tr>
         <w:tc>
           <w:tcPr>
-            <w:tcW w:type="dxa" w:w="4284"/>
+            <w:tcW w:type="dxa" w:w="4819"/>
             <w:tcMar>
               <w:top w:w="60" w:type="dxa"/>
               <w:bottom w:w="60" w:type="dxa"/>
@@ -9555,7 +9567,7 @@
         </w:tc>
         <w:tc>
           <w:tcPr>
-            <w:tcW w:type="dxa" w:w="5354"/>
+            <w:tcW w:type="dxa" w:w="4819"/>
             <w:tcMar>
               <w:top w:w="60" w:type="dxa"/>
               <w:bottom w:w="60" w:type="dxa"/>
@@ -9579,7 +9591,7 @@
       <w:tr>
         <w:tc>
           <w:tcPr>
-            <w:tcW w:type="dxa" w:w="4284"/>
+            <w:tcW w:type="dxa" w:w="4819"/>
             <w:tcMar>
               <w:top w:w="60" w:type="dxa"/>
               <w:bottom w:w="60" w:type="dxa"/>
@@ -9603,7 +9615,7 @@
         </w:tc>
         <w:tc>
           <w:tcPr>
-            <w:tcW w:type="dxa" w:w="5354"/>
+            <w:tcW w:type="dxa" w:w="4819"/>
             <w:tcMar>
               <w:top w:w="60" w:type="dxa"/>
               <w:bottom w:w="60" w:type="dxa"/>
@@ -9642,7 +9654,7 @@
       <w:tr>
         <w:tc>
           <w:tcPr>
-            <w:tcW w:type="dxa" w:w="4284"/>
+            <w:tcW w:type="dxa" w:w="4819"/>
             <w:tcMar>
               <w:top w:w="60" w:type="dxa"/>
               <w:bottom w:w="60" w:type="dxa"/>
@@ -9665,7 +9677,7 @@
         </w:tc>
         <w:tc>
           <w:tcPr>
-            <w:tcW w:type="dxa" w:w="5354"/>
+            <w:tcW w:type="dxa" w:w="4819"/>
             <w:tcMar>
               <w:top w:w="60" w:type="dxa"/>
               <w:bottom w:w="60" w:type="dxa"/>
@@ -9702,7 +9714,7 @@
       <w:tr>
         <w:tc>
           <w:tcPr>
-            <w:tcW w:type="dxa" w:w="4284"/>
+            <w:tcW w:type="dxa" w:w="4819"/>
             <w:tcMar>
               <w:top w:w="60" w:type="dxa"/>
               <w:bottom w:w="60" w:type="dxa"/>
@@ -9726,7 +9738,7 @@
         </w:tc>
         <w:tc>
           <w:tcPr>
-            <w:tcW w:type="dxa" w:w="5354"/>
+            <w:tcW w:type="dxa" w:w="4819"/>
             <w:tcMar>
               <w:top w:w="60" w:type="dxa"/>
               <w:bottom w:w="60" w:type="dxa"/>
@@ -9751,7 +9763,7 @@
       <w:tr>
         <w:tc>
           <w:tcPr>
-            <w:tcW w:type="dxa" w:w="4284"/>
+            <w:tcW w:type="dxa" w:w="4819"/>
             <w:tcMar>
               <w:top w:w="60" w:type="dxa"/>
               <w:bottom w:w="60" w:type="dxa"/>
@@ -9781,7 +9793,7 @@
         </w:tc>
         <w:tc>
           <w:tcPr>
-            <w:tcW w:type="dxa" w:w="5354"/>
+            <w:tcW w:type="dxa" w:w="4819"/>
             <w:tcMar>
               <w:top w:w="60" w:type="dxa"/>
               <w:bottom w:w="60" w:type="dxa"/>
@@ -9832,7 +9844,7 @@
       <w:tr>
         <w:tc>
           <w:tcPr>
-            <w:tcW w:type="dxa" w:w="4284"/>
+            <w:tcW w:type="dxa" w:w="4819"/>
             <w:tcMar>
               <w:top w:w="60" w:type="dxa"/>
               <w:bottom w:w="60" w:type="dxa"/>
@@ -9868,7 +9880,7 @@
         </w:tc>
         <w:tc>
           <w:tcPr>
-            <w:tcW w:type="dxa" w:w="5354"/>
+            <w:tcW w:type="dxa" w:w="4819"/>
             <w:tcMar>
               <w:top w:w="60" w:type="dxa"/>
               <w:bottom w:w="60" w:type="dxa"/>
@@ -9920,7 +9932,7 @@
       <w:tr>
         <w:tc>
           <w:tcPr>
-            <w:tcW w:type="dxa" w:w="4284"/>
+            <w:tcW w:type="dxa" w:w="4819"/>
             <w:tcMar>
               <w:top w:w="60" w:type="dxa"/>
               <w:bottom w:w="60" w:type="dxa"/>
@@ -9943,7 +9955,7 @@
         </w:tc>
         <w:tc>
           <w:tcPr>
-            <w:tcW w:type="dxa" w:w="5354"/>
+            <w:tcW w:type="dxa" w:w="4819"/>
             <w:tcMar>
               <w:top w:w="60" w:type="dxa"/>
               <w:bottom w:w="60" w:type="dxa"/>
@@ -9989,7 +10001,7 @@
       <w:tr>
         <w:tc>
           <w:tcPr>
-            <w:tcW w:type="dxa" w:w="4284"/>
+            <w:tcW w:type="dxa" w:w="4819"/>
             <w:tcMar>
               <w:top w:w="60" w:type="dxa"/>
               <w:bottom w:w="60" w:type="dxa"/>
@@ -10012,7 +10024,7 @@
         </w:tc>
         <w:tc>
           <w:tcPr>
-            <w:tcW w:type="dxa" w:w="5354"/>
+            <w:tcW w:type="dxa" w:w="4819"/>
             <w:tcMar>
               <w:top w:w="60" w:type="dxa"/>
               <w:bottom w:w="60" w:type="dxa"/>
@@ -10037,7 +10049,7 @@
       <w:tr>
         <w:tc>
           <w:tcPr>
-            <w:tcW w:type="dxa" w:w="4284"/>
+            <w:tcW w:type="dxa" w:w="4819"/>
             <w:tcMar>
               <w:top w:w="60" w:type="dxa"/>
               <w:bottom w:w="60" w:type="dxa"/>
@@ -10060,7 +10072,7 @@
         </w:tc>
         <w:tc>
           <w:tcPr>
-            <w:tcW w:type="dxa" w:w="5354"/>
+            <w:tcW w:type="dxa" w:w="4819"/>
             <w:tcMar>
               <w:top w:w="60" w:type="dxa"/>
               <w:bottom w:w="60" w:type="dxa"/>
@@ -10097,7 +10109,7 @@
       <w:tr>
         <w:tc>
           <w:tcPr>
-            <w:tcW w:type="dxa" w:w="4284"/>
+            <w:tcW w:type="dxa" w:w="4819"/>
             <w:tcMar>
               <w:top w:w="60" w:type="dxa"/>
               <w:bottom w:w="60" w:type="dxa"/>
@@ -10121,7 +10133,7 @@
         </w:tc>
         <w:tc>
           <w:tcPr>
-            <w:tcW w:type="dxa" w:w="5354"/>
+            <w:tcW w:type="dxa" w:w="4819"/>
             <w:tcMar>
               <w:top w:w="60" w:type="dxa"/>
               <w:bottom w:w="60" w:type="dxa"/>
@@ -10154,7 +10166,7 @@
       <w:tr>
         <w:tc>
           <w:tcPr>
-            <w:tcW w:type="dxa" w:w="4284"/>
+            <w:tcW w:type="dxa" w:w="4819"/>
             <w:tcMar>
               <w:top w:w="60" w:type="dxa"/>
               <w:bottom w:w="60" w:type="dxa"/>
@@ -10177,7 +10189,7 @@
         </w:tc>
         <w:tc>
           <w:tcPr>
-            <w:tcW w:type="dxa" w:w="5354"/>
+            <w:tcW w:type="dxa" w:w="4819"/>
             <w:tcMar>
               <w:top w:w="60" w:type="dxa"/>
               <w:bottom w:w="60" w:type="dxa"/>
@@ -10230,7 +10242,7 @@
       <w:tr>
         <w:tc>
           <w:tcPr>
-            <w:tcW w:type="dxa" w:w="4284"/>
+            <w:tcW w:type="dxa" w:w="4819"/>
             <w:tcMar>
               <w:top w:w="60" w:type="dxa"/>
               <w:bottom w:w="60" w:type="dxa"/>
@@ -10254,7 +10266,7 @@
         </w:tc>
         <w:tc>
           <w:tcPr>
-            <w:tcW w:type="dxa" w:w="5354"/>
+            <w:tcW w:type="dxa" w:w="4819"/>
             <w:tcMar>
               <w:top w:w="60" w:type="dxa"/>
               <w:bottom w:w="60" w:type="dxa"/>
@@ -10293,7 +10305,7 @@
       <w:tr>
         <w:tc>
           <w:tcPr>
-            <w:tcW w:type="dxa" w:w="4284"/>
+            <w:tcW w:type="dxa" w:w="4819"/>
             <w:tcMar>
               <w:top w:w="60" w:type="dxa"/>
               <w:bottom w:w="60" w:type="dxa"/>
@@ -10316,7 +10328,7 @@
         </w:tc>
         <w:tc>
           <w:tcPr>
-            <w:tcW w:type="dxa" w:w="5354"/>
+            <w:tcW w:type="dxa" w:w="4819"/>
             <w:tcMar>
               <w:top w:w="60" w:type="dxa"/>
               <w:bottom w:w="60" w:type="dxa"/>

--- a/docs/word/SysPulse Installation Guide.docx
+++ b/docs/word/SysPulse Installation Guide.docx
@@ -120,7 +120,7 @@
           <w:b/>
           <w:sz w:val="21"/>
         </w:rPr>
-        <w:t>09 October 2026</w:t>
+        <w:t>12 October 2026</w:t>
       </w:r>
     </w:p>
     <w:p>
@@ -1755,7 +1755,7 @@
         <w:t>root</w:t>
       </w:r>
       <w:r>
-        <w:t xml:space="preserve"> cannot read. Features that need your password (uninstalling software, cleaning system caches, managing system services, ending other users' processes, granting serial-port access, granting NetLens capture permission) therefore only work with the </w:t>
+        <w:t xml:space="preserve"> cannot read. Features that need your password (uninstalling software, cleaning system caches, managing system services, ending other users' processes, granting serial-port access, granting NetLens capture permission, creating launchers for other users) therefore only work with the </w:t>
       </w:r>
       <w:r>
         <w:rPr>
@@ -1834,7 +1834,7 @@
         </w:trPr>
         <w:tc>
           <w:tcPr>
-            <w:tcW w:type="dxa" w:w="2792"/>
+            <w:tcW w:type="dxa" w:w="2766"/>
             <w:tcMar>
               <w:top w:w="60" w:type="dxa"/>
               <w:bottom w:w="60" w:type="dxa"/>
@@ -1859,7 +1859,7 @@
         </w:tc>
         <w:tc>
           <w:tcPr>
-            <w:tcW w:type="dxa" w:w="1531"/>
+            <w:tcW w:type="dxa" w:w="1517"/>
             <w:tcMar>
               <w:top w:w="60" w:type="dxa"/>
               <w:bottom w:w="60" w:type="dxa"/>
@@ -1884,7 +1884,7 @@
         </w:tc>
         <w:tc>
           <w:tcPr>
-            <w:tcW w:type="dxa" w:w="5314"/>
+            <w:tcW w:type="dxa" w:w="5354"/>
             <w:tcMar>
               <w:top w:w="60" w:type="dxa"/>
               <w:bottom w:w="60" w:type="dxa"/>
@@ -1911,7 +1911,7 @@
       <w:tr>
         <w:tc>
           <w:tcPr>
-            <w:tcW w:type="dxa" w:w="2792"/>
+            <w:tcW w:type="dxa" w:w="2766"/>
             <w:tcMar>
               <w:top w:w="60" w:type="dxa"/>
               <w:bottom w:w="60" w:type="dxa"/>
@@ -1952,7 +1952,7 @@
         </w:tc>
         <w:tc>
           <w:tcPr>
-            <w:tcW w:type="dxa" w:w="1531"/>
+            <w:tcW w:type="dxa" w:w="1517"/>
             <w:tcMar>
               <w:top w:w="60" w:type="dxa"/>
               <w:bottom w:w="60" w:type="dxa"/>
@@ -1974,7 +1974,7 @@
         </w:tc>
         <w:tc>
           <w:tcPr>
-            <w:tcW w:type="dxa" w:w="5314"/>
+            <w:tcW w:type="dxa" w:w="5354"/>
             <w:tcMar>
               <w:top w:w="60" w:type="dxa"/>
               <w:bottom w:w="60" w:type="dxa"/>
@@ -1998,7 +1998,7 @@
       <w:tr>
         <w:tc>
           <w:tcPr>
-            <w:tcW w:type="dxa" w:w="2792"/>
+            <w:tcW w:type="dxa" w:w="2766"/>
             <w:tcMar>
               <w:top w:w="60" w:type="dxa"/>
               <w:bottom w:w="60" w:type="dxa"/>
@@ -2024,7 +2024,7 @@
         </w:tc>
         <w:tc>
           <w:tcPr>
-            <w:tcW w:type="dxa" w:w="1531"/>
+            <w:tcW w:type="dxa" w:w="1517"/>
             <w:tcMar>
               <w:top w:w="60" w:type="dxa"/>
               <w:bottom w:w="60" w:type="dxa"/>
@@ -2047,7 +2047,7 @@
         </w:tc>
         <w:tc>
           <w:tcPr>
-            <w:tcW w:type="dxa" w:w="5314"/>
+            <w:tcW w:type="dxa" w:w="5354"/>
             <w:tcMar>
               <w:top w:w="60" w:type="dxa"/>
               <w:bottom w:w="60" w:type="dxa"/>
@@ -2072,7 +2072,7 @@
       <w:tr>
         <w:tc>
           <w:tcPr>
-            <w:tcW w:type="dxa" w:w="2792"/>
+            <w:tcW w:type="dxa" w:w="2766"/>
             <w:tcMar>
               <w:top w:w="60" w:type="dxa"/>
               <w:bottom w:w="60" w:type="dxa"/>
@@ -2097,7 +2097,7 @@
         </w:tc>
         <w:tc>
           <w:tcPr>
-            <w:tcW w:type="dxa" w:w="1531"/>
+            <w:tcW w:type="dxa" w:w="1517"/>
             <w:tcMar>
               <w:top w:w="60" w:type="dxa"/>
               <w:bottom w:w="60" w:type="dxa"/>
@@ -2119,7 +2119,7 @@
         </w:tc>
         <w:tc>
           <w:tcPr>
-            <w:tcW w:type="dxa" w:w="5314"/>
+            <w:tcW w:type="dxa" w:w="5354"/>
             <w:tcMar>
               <w:top w:w="60" w:type="dxa"/>
               <w:bottom w:w="60" w:type="dxa"/>
@@ -2151,7 +2151,7 @@
       <w:tr>
         <w:tc>
           <w:tcPr>
-            <w:tcW w:type="dxa" w:w="2792"/>
+            <w:tcW w:type="dxa" w:w="2766"/>
             <w:tcMar>
               <w:top w:w="60" w:type="dxa"/>
               <w:bottom w:w="60" w:type="dxa"/>
@@ -2193,7 +2193,7 @@
         </w:tc>
         <w:tc>
           <w:tcPr>
-            <w:tcW w:type="dxa" w:w="1531"/>
+            <w:tcW w:type="dxa" w:w="1517"/>
             <w:tcMar>
               <w:top w:w="60" w:type="dxa"/>
               <w:bottom w:w="60" w:type="dxa"/>
@@ -2216,7 +2216,7 @@
         </w:tc>
         <w:tc>
           <w:tcPr>
-            <w:tcW w:type="dxa" w:w="5314"/>
+            <w:tcW w:type="dxa" w:w="5354"/>
             <w:tcMar>
               <w:top w:w="60" w:type="dxa"/>
               <w:bottom w:w="60" w:type="dxa"/>
@@ -2241,7 +2241,7 @@
       <w:tr>
         <w:tc>
           <w:tcPr>
-            <w:tcW w:type="dxa" w:w="2792"/>
+            <w:tcW w:type="dxa" w:w="2766"/>
             <w:tcMar>
               <w:top w:w="60" w:type="dxa"/>
               <w:bottom w:w="60" w:type="dxa"/>
@@ -2266,7 +2266,7 @@
         </w:tc>
         <w:tc>
           <w:tcPr>
-            <w:tcW w:type="dxa" w:w="1531"/>
+            <w:tcW w:type="dxa" w:w="1517"/>
             <w:tcMar>
               <w:top w:w="60" w:type="dxa"/>
               <w:bottom w:w="60" w:type="dxa"/>
@@ -2288,7 +2288,7 @@
         </w:tc>
         <w:tc>
           <w:tcPr>
-            <w:tcW w:type="dxa" w:w="5314"/>
+            <w:tcW w:type="dxa" w:w="5354"/>
             <w:tcMar>
               <w:top w:w="60" w:type="dxa"/>
               <w:bottom w:w="60" w:type="dxa"/>
@@ -2312,7 +2312,7 @@
       <w:tr>
         <w:tc>
           <w:tcPr>
-            <w:tcW w:type="dxa" w:w="2792"/>
+            <w:tcW w:type="dxa" w:w="2766"/>
             <w:tcMar>
               <w:top w:w="60" w:type="dxa"/>
               <w:bottom w:w="60" w:type="dxa"/>
@@ -2338,7 +2338,7 @@
         </w:tc>
         <w:tc>
           <w:tcPr>
-            <w:tcW w:type="dxa" w:w="1531"/>
+            <w:tcW w:type="dxa" w:w="1517"/>
             <w:tcMar>
               <w:top w:w="60" w:type="dxa"/>
               <w:bottom w:w="60" w:type="dxa"/>
@@ -2361,7 +2361,7 @@
         </w:tc>
         <w:tc>
           <w:tcPr>
-            <w:tcW w:type="dxa" w:w="5314"/>
+            <w:tcW w:type="dxa" w:w="5354"/>
             <w:tcMar>
               <w:top w:w="60" w:type="dxa"/>
               <w:bottom w:w="60" w:type="dxa"/>
@@ -2408,7 +2408,7 @@
       <w:tr>
         <w:tc>
           <w:tcPr>
-            <w:tcW w:type="dxa" w:w="2792"/>
+            <w:tcW w:type="dxa" w:w="2766"/>
             <w:tcMar>
               <w:top w:w="60" w:type="dxa"/>
               <w:bottom w:w="60" w:type="dxa"/>
@@ -2433,7 +2433,7 @@
         </w:tc>
         <w:tc>
           <w:tcPr>
-            <w:tcW w:type="dxa" w:w="1531"/>
+            <w:tcW w:type="dxa" w:w="1517"/>
             <w:tcMar>
               <w:top w:w="60" w:type="dxa"/>
               <w:bottom w:w="60" w:type="dxa"/>
@@ -2455,7 +2455,7 @@
         </w:tc>
         <w:tc>
           <w:tcPr>
-            <w:tcW w:type="dxa" w:w="5314"/>
+            <w:tcW w:type="dxa" w:w="5354"/>
             <w:tcMar>
               <w:top w:w="60" w:type="dxa"/>
               <w:bottom w:w="60" w:type="dxa"/>
@@ -2487,7 +2487,7 @@
       <w:tr>
         <w:tc>
           <w:tcPr>
-            <w:tcW w:type="dxa" w:w="2792"/>
+            <w:tcW w:type="dxa" w:w="2766"/>
             <w:tcMar>
               <w:top w:w="60" w:type="dxa"/>
               <w:bottom w:w="60" w:type="dxa"/>
@@ -2513,7 +2513,7 @@
         </w:tc>
         <w:tc>
           <w:tcPr>
-            <w:tcW w:type="dxa" w:w="1531"/>
+            <w:tcW w:type="dxa" w:w="1517"/>
             <w:tcMar>
               <w:top w:w="60" w:type="dxa"/>
               <w:bottom w:w="60" w:type="dxa"/>
@@ -2536,7 +2536,7 @@
         </w:tc>
         <w:tc>
           <w:tcPr>
-            <w:tcW w:type="dxa" w:w="5314"/>
+            <w:tcW w:type="dxa" w:w="5354"/>
             <w:tcMar>
               <w:top w:w="60" w:type="dxa"/>
               <w:bottom w:w="60" w:type="dxa"/>
@@ -2569,7 +2569,7 @@
       <w:tr>
         <w:tc>
           <w:tcPr>
-            <w:tcW w:type="dxa" w:w="2792"/>
+            <w:tcW w:type="dxa" w:w="2766"/>
             <w:tcMar>
               <w:top w:w="60" w:type="dxa"/>
               <w:bottom w:w="60" w:type="dxa"/>
@@ -2594,7 +2594,7 @@
         </w:tc>
         <w:tc>
           <w:tcPr>
-            <w:tcW w:type="dxa" w:w="1531"/>
+            <w:tcW w:type="dxa" w:w="1517"/>
             <w:tcMar>
               <w:top w:w="60" w:type="dxa"/>
               <w:bottom w:w="60" w:type="dxa"/>
@@ -2616,7 +2616,7 @@
         </w:tc>
         <w:tc>
           <w:tcPr>
-            <w:tcW w:type="dxa" w:w="5314"/>
+            <w:tcW w:type="dxa" w:w="5354"/>
             <w:tcMar>
               <w:top w:w="60" w:type="dxa"/>
               <w:bottom w:w="60" w:type="dxa"/>
@@ -2648,7 +2648,7 @@
       <w:tr>
         <w:tc>
           <w:tcPr>
-            <w:tcW w:type="dxa" w:w="2792"/>
+            <w:tcW w:type="dxa" w:w="2766"/>
             <w:tcMar>
               <w:top w:w="60" w:type="dxa"/>
               <w:bottom w:w="60" w:type="dxa"/>
@@ -2674,7 +2674,7 @@
         </w:tc>
         <w:tc>
           <w:tcPr>
-            <w:tcW w:type="dxa" w:w="1531"/>
+            <w:tcW w:type="dxa" w:w="1517"/>
             <w:tcMar>
               <w:top w:w="60" w:type="dxa"/>
               <w:bottom w:w="60" w:type="dxa"/>
@@ -2697,7 +2697,7 @@
         </w:tc>
         <w:tc>
           <w:tcPr>
-            <w:tcW w:type="dxa" w:w="5314"/>
+            <w:tcW w:type="dxa" w:w="5354"/>
             <w:tcMar>
               <w:top w:w="60" w:type="dxa"/>
               <w:bottom w:w="60" w:type="dxa"/>
@@ -2730,7 +2730,7 @@
       <w:tr>
         <w:tc>
           <w:tcPr>
-            <w:tcW w:type="dxa" w:w="2792"/>
+            <w:tcW w:type="dxa" w:w="2766"/>
             <w:tcMar>
               <w:top w:w="60" w:type="dxa"/>
               <w:bottom w:w="60" w:type="dxa"/>
@@ -2755,7 +2755,7 @@
         </w:tc>
         <w:tc>
           <w:tcPr>
-            <w:tcW w:type="dxa" w:w="1531"/>
+            <w:tcW w:type="dxa" w:w="1517"/>
             <w:tcMar>
               <w:top w:w="60" w:type="dxa"/>
               <w:bottom w:w="60" w:type="dxa"/>
@@ -2777,7 +2777,7 @@
         </w:tc>
         <w:tc>
           <w:tcPr>
-            <w:tcW w:type="dxa" w:w="5314"/>
+            <w:tcW w:type="dxa" w:w="5354"/>
             <w:tcMar>
               <w:top w:w="60" w:type="dxa"/>
               <w:bottom w:w="60" w:type="dxa"/>
@@ -2801,7 +2801,7 @@
       <w:tr>
         <w:tc>
           <w:tcPr>
-            <w:tcW w:type="dxa" w:w="2792"/>
+            <w:tcW w:type="dxa" w:w="2766"/>
             <w:tcMar>
               <w:top w:w="60" w:type="dxa"/>
               <w:bottom w:w="60" w:type="dxa"/>
@@ -2827,7 +2827,7 @@
         </w:tc>
         <w:tc>
           <w:tcPr>
-            <w:tcW w:type="dxa" w:w="1531"/>
+            <w:tcW w:type="dxa" w:w="1517"/>
             <w:tcMar>
               <w:top w:w="60" w:type="dxa"/>
               <w:bottom w:w="60" w:type="dxa"/>
@@ -2850,7 +2850,7 @@
         </w:tc>
         <w:tc>
           <w:tcPr>
-            <w:tcW w:type="dxa" w:w="5314"/>
+            <w:tcW w:type="dxa" w:w="5354"/>
             <w:tcMar>
               <w:top w:w="60" w:type="dxa"/>
               <w:bottom w:w="60" w:type="dxa"/>
@@ -2883,7 +2883,7 @@
       <w:tr>
         <w:tc>
           <w:tcPr>
-            <w:tcW w:type="dxa" w:w="2792"/>
+            <w:tcW w:type="dxa" w:w="2766"/>
             <w:tcMar>
               <w:top w:w="60" w:type="dxa"/>
               <w:bottom w:w="60" w:type="dxa"/>
@@ -2908,7 +2908,7 @@
         </w:tc>
         <w:tc>
           <w:tcPr>
-            <w:tcW w:type="dxa" w:w="1531"/>
+            <w:tcW w:type="dxa" w:w="1517"/>
             <w:tcMar>
               <w:top w:w="60" w:type="dxa"/>
               <w:bottom w:w="60" w:type="dxa"/>
@@ -2930,7 +2930,7 @@
         </w:tc>
         <w:tc>
           <w:tcPr>
-            <w:tcW w:type="dxa" w:w="5314"/>
+            <w:tcW w:type="dxa" w:w="5354"/>
             <w:tcMar>
               <w:top w:w="60" w:type="dxa"/>
               <w:bottom w:w="60" w:type="dxa"/>
@@ -2962,7 +2962,7 @@
       <w:tr>
         <w:tc>
           <w:tcPr>
-            <w:tcW w:type="dxa" w:w="2792"/>
+            <w:tcW w:type="dxa" w:w="2766"/>
             <w:tcMar>
               <w:top w:w="60" w:type="dxa"/>
               <w:bottom w:w="60" w:type="dxa"/>
@@ -2982,13 +2982,13 @@
                 <w:sz w:val="17"/>
                 <w:shd w:val="clear" w:fill="EEF1F5"/>
               </w:rPr>
-              <w:t>libpcap0.8</w:t>
+              <w:t>acl</w:t>
             </w:r>
           </w:p>
         </w:tc>
         <w:tc>
           <w:tcPr>
-            <w:tcW w:type="dxa" w:w="1531"/>
+            <w:tcW w:type="dxa" w:w="1517"/>
             <w:tcMar>
               <w:top w:w="60" w:type="dxa"/>
               <w:bottom w:w="60" w:type="dxa"/>
@@ -3005,13 +3005,180 @@
               <w:rPr>
                 <w:sz w:val="19"/>
               </w:rPr>
-              <w:t>NetLens</w:t>
+              <w:t>App Launchers</w:t>
             </w:r>
           </w:p>
         </w:tc>
         <w:tc>
           <w:tcPr>
-            <w:tcW w:type="dxa" w:w="5314"/>
+            <w:tcW w:type="dxa" w:w="5354"/>
+            <w:tcMar>
+              <w:top w:w="60" w:type="dxa"/>
+              <w:bottom w:w="60" w:type="dxa"/>
+              <w:start w:w="100" w:type="dxa"/>
+              <w:end w:w="100" w:type="dxa"/>
+            </w:tcMar>
+            <w:shd w:val="clear" w:color="auto" w:fill="F3F6FB"/>
+          </w:tcPr>
+          <w:p>
+            <w:pPr>
+              <w:spacing w:after="0" w:line="252" w:lineRule="auto"/>
+            </w:pPr>
+            <w:r>
+              <w:rPr>
+                <w:rFonts w:ascii="Consolas" w:hAnsi="Consolas"/>
+                <w:sz w:val="17"/>
+                <w:shd w:val="clear" w:fill="EEF1F5"/>
+              </w:rPr>
+              <w:t>setfacl</w:t>
+            </w:r>
+            <w:r>
+              <w:rPr>
+                <w:sz w:val="19"/>
+              </w:rPr>
+              <w:t xml:space="preserve"> / </w:t>
+            </w:r>
+            <w:r>
+              <w:rPr>
+                <w:rFonts w:ascii="Consolas" w:hAnsi="Consolas"/>
+                <w:sz w:val="17"/>
+                <w:shd w:val="clear" w:fill="EEF1F5"/>
+              </w:rPr>
+              <w:t>getfacl</w:t>
+            </w:r>
+            <w:r>
+              <w:rPr>
+                <w:sz w:val="19"/>
+              </w:rPr>
+              <w:t>: give another user access to an application folder</w:t>
+            </w:r>
+          </w:p>
+        </w:tc>
+      </w:tr>
+      <w:tr>
+        <w:tc>
+          <w:tcPr>
+            <w:tcW w:type="dxa" w:w="2766"/>
+            <w:tcMar>
+              <w:top w:w="60" w:type="dxa"/>
+              <w:bottom w:w="60" w:type="dxa"/>
+              <w:start w:w="100" w:type="dxa"/>
+              <w:end w:w="100" w:type="dxa"/>
+            </w:tcMar>
+          </w:tcPr>
+          <w:p>
+            <w:pPr>
+              <w:spacing w:after="0" w:line="252" w:lineRule="auto"/>
+            </w:pPr>
+            <w:r>
+              <w:rPr>
+                <w:rFonts w:ascii="Consolas" w:hAnsi="Consolas"/>
+                <w:b/>
+                <w:sz w:val="17"/>
+                <w:shd w:val="clear" w:fill="EEF1F5"/>
+              </w:rPr>
+              <w:t>desktop-file-utils</w:t>
+            </w:r>
+          </w:p>
+        </w:tc>
+        <w:tc>
+          <w:tcPr>
+            <w:tcW w:type="dxa" w:w="1517"/>
+            <w:tcMar>
+              <w:top w:w="60" w:type="dxa"/>
+              <w:bottom w:w="60" w:type="dxa"/>
+              <w:start w:w="100" w:type="dxa"/>
+              <w:end w:w="100" w:type="dxa"/>
+            </w:tcMar>
+          </w:tcPr>
+          <w:p>
+            <w:pPr>
+              <w:spacing w:after="0" w:line="252" w:lineRule="auto"/>
+            </w:pPr>
+            <w:r>
+              <w:rPr>
+                <w:sz w:val="19"/>
+              </w:rPr>
+              <w:t>App Launchers</w:t>
+            </w:r>
+          </w:p>
+        </w:tc>
+        <w:tc>
+          <w:tcPr>
+            <w:tcW w:type="dxa" w:w="5354"/>
+            <w:tcMar>
+              <w:top w:w="60" w:type="dxa"/>
+              <w:bottom w:w="60" w:type="dxa"/>
+              <w:start w:w="100" w:type="dxa"/>
+              <w:end w:w="100" w:type="dxa"/>
+            </w:tcMar>
+          </w:tcPr>
+          <w:p>
+            <w:pPr>
+              <w:spacing w:after="0" w:line="252" w:lineRule="auto"/>
+            </w:pPr>
+            <w:r>
+              <w:rPr>
+                <w:sz w:val="19"/>
+              </w:rPr>
+              <w:t>Validates launcher files and refreshes the application menu</w:t>
+            </w:r>
+          </w:p>
+        </w:tc>
+      </w:tr>
+      <w:tr>
+        <w:tc>
+          <w:tcPr>
+            <w:tcW w:type="dxa" w:w="2766"/>
+            <w:tcMar>
+              <w:top w:w="60" w:type="dxa"/>
+              <w:bottom w:w="60" w:type="dxa"/>
+              <w:start w:w="100" w:type="dxa"/>
+              <w:end w:w="100" w:type="dxa"/>
+            </w:tcMar>
+            <w:shd w:val="clear" w:color="auto" w:fill="F3F6FB"/>
+          </w:tcPr>
+          <w:p>
+            <w:pPr>
+              <w:spacing w:after="0" w:line="252" w:lineRule="auto"/>
+            </w:pPr>
+            <w:r>
+              <w:rPr>
+                <w:rFonts w:ascii="Consolas" w:hAnsi="Consolas"/>
+                <w:b/>
+                <w:sz w:val="17"/>
+                <w:shd w:val="clear" w:fill="EEF1F5"/>
+              </w:rPr>
+              <w:t>libpcap0.8</w:t>
+            </w:r>
+          </w:p>
+        </w:tc>
+        <w:tc>
+          <w:tcPr>
+            <w:tcW w:type="dxa" w:w="1517"/>
+            <w:tcMar>
+              <w:top w:w="60" w:type="dxa"/>
+              <w:bottom w:w="60" w:type="dxa"/>
+              <w:start w:w="100" w:type="dxa"/>
+              <w:end w:w="100" w:type="dxa"/>
+            </w:tcMar>
+            <w:shd w:val="clear" w:color="auto" w:fill="F3F6FB"/>
+          </w:tcPr>
+          <w:p>
+            <w:pPr>
+              <w:spacing w:after="0" w:line="252" w:lineRule="auto"/>
+            </w:pPr>
+            <w:r>
+              <w:rPr>
+                <w:sz w:val="19"/>
+              </w:rPr>
+              <w:t>NetLens</w:t>
+            </w:r>
+          </w:p>
+        </w:tc>
+        <w:tc>
+          <w:tcPr>
+            <w:tcW w:type="dxa" w:w="5354"/>
             <w:tcMar>
               <w:top w:w="60" w:type="dxa"/>
               <w:bottom w:w="60" w:type="dxa"/>
@@ -5181,7 +5348,7 @@
         </w:trPr>
         <w:tc>
           <w:tcPr>
-            <w:tcW w:type="dxa" w:w="2702"/>
+            <w:tcW w:type="dxa" w:w="2559"/>
             <w:tcMar>
               <w:top w:w="60" w:type="dxa"/>
               <w:bottom w:w="60" w:type="dxa"/>
@@ -5206,7 +5373,7 @@
         </w:tc>
         <w:tc>
           <w:tcPr>
-            <w:tcW w:type="dxa" w:w="1801"/>
+            <w:tcW w:type="dxa" w:w="2218"/>
             <w:tcMar>
               <w:top w:w="60" w:type="dxa"/>
               <w:bottom w:w="60" w:type="dxa"/>
@@ -5231,7 +5398,7 @@
         </w:tc>
         <w:tc>
           <w:tcPr>
-            <w:tcW w:type="dxa" w:w="5134"/>
+            <w:tcW w:type="dxa" w:w="4862"/>
             <w:tcMar>
               <w:top w:w="60" w:type="dxa"/>
               <w:bottom w:w="60" w:type="dxa"/>
@@ -5258,7 +5425,7 @@
       <w:tr>
         <w:tc>
           <w:tcPr>
-            <w:tcW w:type="dxa" w:w="2702"/>
+            <w:tcW w:type="dxa" w:w="2559"/>
             <w:tcMar>
               <w:top w:w="60" w:type="dxa"/>
               <w:bottom w:w="60" w:type="dxa"/>
@@ -5322,7 +5489,7 @@
         </w:tc>
         <w:tc>
           <w:tcPr>
-            <w:tcW w:type="dxa" w:w="1801"/>
+            <w:tcW w:type="dxa" w:w="2218"/>
             <w:tcMar>
               <w:top w:w="60" w:type="dxa"/>
               <w:bottom w:w="60" w:type="dxa"/>
@@ -5344,7 +5511,7 @@
         </w:tc>
         <w:tc>
           <w:tcPr>
-            <w:tcW w:type="dxa" w:w="5134"/>
+            <w:tcW w:type="dxa" w:w="4862"/>
             <w:tcMar>
               <w:top w:w="60" w:type="dxa"/>
               <w:bottom w:w="60" w:type="dxa"/>
@@ -5368,7 +5535,7 @@
       <w:tr>
         <w:tc>
           <w:tcPr>
-            <w:tcW w:type="dxa" w:w="2702"/>
+            <w:tcW w:type="dxa" w:w="2559"/>
             <w:tcMar>
               <w:top w:w="60" w:type="dxa"/>
               <w:bottom w:w="60" w:type="dxa"/>
@@ -5394,7 +5561,7 @@
         </w:tc>
         <w:tc>
           <w:tcPr>
-            <w:tcW w:type="dxa" w:w="1801"/>
+            <w:tcW w:type="dxa" w:w="2218"/>
             <w:tcMar>
               <w:top w:w="60" w:type="dxa"/>
               <w:bottom w:w="60" w:type="dxa"/>
@@ -5417,7 +5584,7 @@
         </w:tc>
         <w:tc>
           <w:tcPr>
-            <w:tcW w:type="dxa" w:w="5134"/>
+            <w:tcW w:type="dxa" w:w="4862"/>
             <w:tcMar>
               <w:top w:w="60" w:type="dxa"/>
               <w:bottom w:w="60" w:type="dxa"/>
@@ -5442,7 +5609,7 @@
       <w:tr>
         <w:tc>
           <w:tcPr>
-            <w:tcW w:type="dxa" w:w="2702"/>
+            <w:tcW w:type="dxa" w:w="2559"/>
             <w:tcMar>
               <w:top w:w="60" w:type="dxa"/>
               <w:bottom w:w="60" w:type="dxa"/>
@@ -5467,7 +5634,7 @@
         </w:tc>
         <w:tc>
           <w:tcPr>
-            <w:tcW w:type="dxa" w:w="1801"/>
+            <w:tcW w:type="dxa" w:w="2218"/>
             <w:tcMar>
               <w:top w:w="60" w:type="dxa"/>
               <w:bottom w:w="60" w:type="dxa"/>
@@ -5489,7 +5656,7 @@
         </w:tc>
         <w:tc>
           <w:tcPr>
-            <w:tcW w:type="dxa" w:w="5134"/>
+            <w:tcW w:type="dxa" w:w="4862"/>
             <w:tcMar>
               <w:top w:w="60" w:type="dxa"/>
               <w:bottom w:w="60" w:type="dxa"/>
@@ -5513,7 +5680,7 @@
       <w:tr>
         <w:tc>
           <w:tcPr>
-            <w:tcW w:type="dxa" w:w="2702"/>
+            <w:tcW w:type="dxa" w:w="2559"/>
             <w:tcMar>
               <w:top w:w="60" w:type="dxa"/>
               <w:bottom w:w="60" w:type="dxa"/>
@@ -5539,7 +5706,7 @@
         </w:tc>
         <w:tc>
           <w:tcPr>
-            <w:tcW w:type="dxa" w:w="1801"/>
+            <w:tcW w:type="dxa" w:w="2218"/>
             <w:tcMar>
               <w:top w:w="60" w:type="dxa"/>
               <w:bottom w:w="60" w:type="dxa"/>
@@ -5562,7 +5729,7 @@
         </w:tc>
         <w:tc>
           <w:tcPr>
-            <w:tcW w:type="dxa" w:w="5134"/>
+            <w:tcW w:type="dxa" w:w="4862"/>
             <w:tcMar>
               <w:top w:w="60" w:type="dxa"/>
               <w:bottom w:w="60" w:type="dxa"/>
@@ -5587,7 +5754,7 @@
       <w:tr>
         <w:tc>
           <w:tcPr>
-            <w:tcW w:type="dxa" w:w="2702"/>
+            <w:tcW w:type="dxa" w:w="2559"/>
             <w:tcMar>
               <w:top w:w="60" w:type="dxa"/>
               <w:bottom w:w="60" w:type="dxa"/>
@@ -5612,7 +5779,7 @@
         </w:tc>
         <w:tc>
           <w:tcPr>
-            <w:tcW w:type="dxa" w:w="1801"/>
+            <w:tcW w:type="dxa" w:w="2218"/>
             <w:tcMar>
               <w:top w:w="60" w:type="dxa"/>
               <w:bottom w:w="60" w:type="dxa"/>
@@ -5634,7 +5801,7 @@
         </w:tc>
         <w:tc>
           <w:tcPr>
-            <w:tcW w:type="dxa" w:w="5134"/>
+            <w:tcW w:type="dxa" w:w="4862"/>
             <w:tcMar>
               <w:top w:w="60" w:type="dxa"/>
               <w:bottom w:w="60" w:type="dxa"/>
@@ -5658,7 +5825,7 @@
       <w:tr>
         <w:tc>
           <w:tcPr>
-            <w:tcW w:type="dxa" w:w="2702"/>
+            <w:tcW w:type="dxa" w:w="2559"/>
             <w:tcMar>
               <w:top w:w="60" w:type="dxa"/>
               <w:bottom w:w="60" w:type="dxa"/>
@@ -5684,7 +5851,7 @@
         </w:tc>
         <w:tc>
           <w:tcPr>
-            <w:tcW w:type="dxa" w:w="1801"/>
+            <w:tcW w:type="dxa" w:w="2218"/>
             <w:tcMar>
               <w:top w:w="60" w:type="dxa"/>
               <w:bottom w:w="60" w:type="dxa"/>
@@ -5707,7 +5874,7 @@
         </w:tc>
         <w:tc>
           <w:tcPr>
-            <w:tcW w:type="dxa" w:w="5134"/>
+            <w:tcW w:type="dxa" w:w="4862"/>
             <w:tcMar>
               <w:top w:w="60" w:type="dxa"/>
               <w:bottom w:w="60" w:type="dxa"/>
@@ -5732,7 +5899,7 @@
       <w:tr>
         <w:tc>
           <w:tcPr>
-            <w:tcW w:type="dxa" w:w="2702"/>
+            <w:tcW w:type="dxa" w:w="2559"/>
             <w:tcMar>
               <w:top w:w="60" w:type="dxa"/>
               <w:bottom w:w="60" w:type="dxa"/>
@@ -5757,7 +5924,7 @@
         </w:tc>
         <w:tc>
           <w:tcPr>
-            <w:tcW w:type="dxa" w:w="1801"/>
+            <w:tcW w:type="dxa" w:w="2218"/>
             <w:tcMar>
               <w:top w:w="60" w:type="dxa"/>
               <w:bottom w:w="60" w:type="dxa"/>
@@ -5779,7 +5946,7 @@
         </w:tc>
         <w:tc>
           <w:tcPr>
-            <w:tcW w:type="dxa" w:w="5134"/>
+            <w:tcW w:type="dxa" w:w="4862"/>
             <w:tcMar>
               <w:top w:w="60" w:type="dxa"/>
               <w:bottom w:w="60" w:type="dxa"/>
@@ -5803,7 +5970,7 @@
       <w:tr>
         <w:tc>
           <w:tcPr>
-            <w:tcW w:type="dxa" w:w="2702"/>
+            <w:tcW w:type="dxa" w:w="2559"/>
             <w:tcMar>
               <w:top w:w="60" w:type="dxa"/>
               <w:bottom w:w="60" w:type="dxa"/>
@@ -5829,7 +5996,7 @@
         </w:tc>
         <w:tc>
           <w:tcPr>
-            <w:tcW w:type="dxa" w:w="1801"/>
+            <w:tcW w:type="dxa" w:w="2218"/>
             <w:tcMar>
               <w:top w:w="60" w:type="dxa"/>
               <w:bottom w:w="60" w:type="dxa"/>
@@ -5852,7 +6019,7 @@
         </w:tc>
         <w:tc>
           <w:tcPr>
-            <w:tcW w:type="dxa" w:w="5134"/>
+            <w:tcW w:type="dxa" w:w="4862"/>
             <w:tcMar>
               <w:top w:w="60" w:type="dxa"/>
               <w:bottom w:w="60" w:type="dxa"/>
@@ -5877,7 +6044,7 @@
       <w:tr>
         <w:tc>
           <w:tcPr>
-            <w:tcW w:type="dxa" w:w="2702"/>
+            <w:tcW w:type="dxa" w:w="2559"/>
             <w:tcMar>
               <w:top w:w="60" w:type="dxa"/>
               <w:bottom w:w="60" w:type="dxa"/>
@@ -5902,7 +6069,7 @@
         </w:tc>
         <w:tc>
           <w:tcPr>
-            <w:tcW w:type="dxa" w:w="1801"/>
+            <w:tcW w:type="dxa" w:w="2218"/>
             <w:tcMar>
               <w:top w:w="60" w:type="dxa"/>
               <w:bottom w:w="60" w:type="dxa"/>
@@ -5924,7 +6091,7 @@
         </w:tc>
         <w:tc>
           <w:tcPr>
-            <w:tcW w:type="dxa" w:w="5134"/>
+            <w:tcW w:type="dxa" w:w="4862"/>
             <w:tcMar>
               <w:top w:w="60" w:type="dxa"/>
               <w:bottom w:w="60" w:type="dxa"/>
@@ -5948,7 +6115,7 @@
       <w:tr>
         <w:tc>
           <w:tcPr>
-            <w:tcW w:type="dxa" w:w="2702"/>
+            <w:tcW w:type="dxa" w:w="2559"/>
             <w:tcMar>
               <w:top w:w="60" w:type="dxa"/>
               <w:bottom w:w="60" w:type="dxa"/>
@@ -5974,7 +6141,7 @@
         </w:tc>
         <w:tc>
           <w:tcPr>
-            <w:tcW w:type="dxa" w:w="1801"/>
+            <w:tcW w:type="dxa" w:w="2218"/>
             <w:tcMar>
               <w:top w:w="60" w:type="dxa"/>
               <w:bottom w:w="60" w:type="dxa"/>
@@ -5997,7 +6164,7 @@
         </w:tc>
         <w:tc>
           <w:tcPr>
-            <w:tcW w:type="dxa" w:w="5134"/>
+            <w:tcW w:type="dxa" w:w="4862"/>
             <w:tcMar>
               <w:top w:w="60" w:type="dxa"/>
               <w:bottom w:w="60" w:type="dxa"/>
@@ -6066,7 +6233,7 @@
       <w:tr>
         <w:tc>
           <w:tcPr>
-            <w:tcW w:type="dxa" w:w="2702"/>
+            <w:tcW w:type="dxa" w:w="2559"/>
             <w:tcMar>
               <w:top w:w="60" w:type="dxa"/>
               <w:bottom w:w="60" w:type="dxa"/>
@@ -6091,7 +6258,7 @@
         </w:tc>
         <w:tc>
           <w:tcPr>
-            <w:tcW w:type="dxa" w:w="1801"/>
+            <w:tcW w:type="dxa" w:w="2218"/>
             <w:tcMar>
               <w:top w:w="60" w:type="dxa"/>
               <w:bottom w:w="60" w:type="dxa"/>
@@ -6113,7 +6280,7 @@
         </w:tc>
         <w:tc>
           <w:tcPr>
-            <w:tcW w:type="dxa" w:w="5134"/>
+            <w:tcW w:type="dxa" w:w="4862"/>
             <w:tcMar>
               <w:top w:w="60" w:type="dxa"/>
               <w:bottom w:w="60" w:type="dxa"/>
@@ -6137,7 +6304,7 @@
       <w:tr>
         <w:tc>
           <w:tcPr>
-            <w:tcW w:type="dxa" w:w="2702"/>
+            <w:tcW w:type="dxa" w:w="2559"/>
             <w:tcMar>
               <w:top w:w="60" w:type="dxa"/>
               <w:bottom w:w="60" w:type="dxa"/>
@@ -6163,7 +6330,7 @@
         </w:tc>
         <w:tc>
           <w:tcPr>
-            <w:tcW w:type="dxa" w:w="1801"/>
+            <w:tcW w:type="dxa" w:w="2218"/>
             <w:tcMar>
               <w:top w:w="60" w:type="dxa"/>
               <w:bottom w:w="60" w:type="dxa"/>
@@ -6186,7 +6353,7 @@
         </w:tc>
         <w:tc>
           <w:tcPr>
-            <w:tcW w:type="dxa" w:w="5134"/>
+            <w:tcW w:type="dxa" w:w="4862"/>
             <w:tcMar>
               <w:top w:w="60" w:type="dxa"/>
               <w:bottom w:w="60" w:type="dxa"/>
@@ -6211,7 +6378,7 @@
       <w:tr>
         <w:tc>
           <w:tcPr>
-            <w:tcW w:type="dxa" w:w="2702"/>
+            <w:tcW w:type="dxa" w:w="2559"/>
             <w:tcMar>
               <w:top w:w="60" w:type="dxa"/>
               <w:bottom w:w="60" w:type="dxa"/>
@@ -6236,7 +6403,7 @@
         </w:tc>
         <w:tc>
           <w:tcPr>
-            <w:tcW w:type="dxa" w:w="1801"/>
+            <w:tcW w:type="dxa" w:w="2218"/>
             <w:tcMar>
               <w:top w:w="60" w:type="dxa"/>
               <w:bottom w:w="60" w:type="dxa"/>
@@ -6258,7 +6425,7 @@
         </w:tc>
         <w:tc>
           <w:tcPr>
-            <w:tcW w:type="dxa" w:w="5134"/>
+            <w:tcW w:type="dxa" w:w="4862"/>
             <w:tcMar>
               <w:top w:w="60" w:type="dxa"/>
               <w:bottom w:w="60" w:type="dxa"/>
@@ -6282,7 +6449,7 @@
       <w:tr>
         <w:tc>
           <w:tcPr>
-            <w:tcW w:type="dxa" w:w="2702"/>
+            <w:tcW w:type="dxa" w:w="2559"/>
             <w:tcMar>
               <w:top w:w="60" w:type="dxa"/>
               <w:bottom w:w="60" w:type="dxa"/>
@@ -6308,7 +6475,7 @@
         </w:tc>
         <w:tc>
           <w:tcPr>
-            <w:tcW w:type="dxa" w:w="1801"/>
+            <w:tcW w:type="dxa" w:w="2218"/>
             <w:tcMar>
               <w:top w:w="60" w:type="dxa"/>
               <w:bottom w:w="60" w:type="dxa"/>
@@ -6331,7 +6498,7 @@
         </w:tc>
         <w:tc>
           <w:tcPr>
-            <w:tcW w:type="dxa" w:w="5134"/>
+            <w:tcW w:type="dxa" w:w="4862"/>
             <w:tcMar>
               <w:top w:w="60" w:type="dxa"/>
               <w:bottom w:w="60" w:type="dxa"/>
@@ -6356,7 +6523,7 @@
       <w:tr>
         <w:tc>
           <w:tcPr>
-            <w:tcW w:type="dxa" w:w="2702"/>
+            <w:tcW w:type="dxa" w:w="2559"/>
             <w:tcMar>
               <w:top w:w="60" w:type="dxa"/>
               <w:bottom w:w="60" w:type="dxa"/>
@@ -6381,7 +6548,7 @@
         </w:tc>
         <w:tc>
           <w:tcPr>
-            <w:tcW w:type="dxa" w:w="1801"/>
+            <w:tcW w:type="dxa" w:w="2218"/>
             <w:tcMar>
               <w:top w:w="60" w:type="dxa"/>
               <w:bottom w:w="60" w:type="dxa"/>
@@ -6403,7 +6570,7 @@
         </w:tc>
         <w:tc>
           <w:tcPr>
-            <w:tcW w:type="dxa" w:w="5134"/>
+            <w:tcW w:type="dxa" w:w="4862"/>
             <w:tcMar>
               <w:top w:w="60" w:type="dxa"/>
               <w:bottom w:w="60" w:type="dxa"/>
@@ -6427,7 +6594,7 @@
       <w:tr>
         <w:tc>
           <w:tcPr>
-            <w:tcW w:type="dxa" w:w="2702"/>
+            <w:tcW w:type="dxa" w:w="2559"/>
             <w:tcMar>
               <w:top w:w="60" w:type="dxa"/>
               <w:bottom w:w="60" w:type="dxa"/>
@@ -6447,13 +6614,13 @@
                 <w:sz w:val="17"/>
                 <w:shd w:val="clear" w:fill="EEF1F5"/>
               </w:rPr>
-              <w:t>gstreamer</w:t>
+              <w:t>image</w:t>
             </w:r>
           </w:p>
         </w:tc>
         <w:tc>
           <w:tcPr>
-            <w:tcW w:type="dxa" w:w="1801"/>
+            <w:tcW w:type="dxa" w:w="2218"/>
             <w:tcMar>
               <w:top w:w="60" w:type="dxa"/>
               <w:bottom w:w="60" w:type="dxa"/>
@@ -6470,27 +6637,13 @@
               <w:rPr>
                 <w:sz w:val="19"/>
               </w:rPr>
-              <w:t xml:space="preserve">0.25 (feature </w:t>
-            </w:r>
-            <w:r>
-              <w:rPr>
-                <w:rFonts w:ascii="Consolas" w:hAnsi="Consolas"/>
-                <w:sz w:val="17"/>
-                <w:shd w:val="clear" w:fill="EEF1F5"/>
-              </w:rPr>
-              <w:t>v1_20</w:t>
-            </w:r>
-            <w:r>
-              <w:rPr>
-                <w:sz w:val="19"/>
-              </w:rPr>
-              <w:t>)</w:t>
+              <w:t>0.25 (png, ico, jpeg, bmp)</w:t>
             </w:r>
           </w:p>
         </w:tc>
         <w:tc>
           <w:tcPr>
-            <w:tcW w:type="dxa" w:w="5134"/>
+            <w:tcW w:type="dxa" w:w="4862"/>
             <w:tcMar>
               <w:top w:w="60" w:type="dxa"/>
               <w:bottom w:w="60" w:type="dxa"/>
@@ -6507,7 +6660,7 @@
               <w:rPr>
                 <w:sz w:val="19"/>
               </w:rPr>
-              <w:t>Screen recorder pipelines</w:t>
+              <w:t>App Launchers icon conversion to 256×256 PNG</w:t>
             </w:r>
           </w:p>
         </w:tc>
@@ -6515,7 +6668,7 @@
       <w:tr>
         <w:tc>
           <w:tcPr>
-            <w:tcW w:type="dxa" w:w="2702"/>
+            <w:tcW w:type="dxa" w:w="2559"/>
             <w:tcMar>
               <w:top w:w="60" w:type="dxa"/>
               <w:bottom w:w="60" w:type="dxa"/>
@@ -6534,29 +6687,13 @@
                 <w:sz w:val="17"/>
                 <w:shd w:val="clear" w:fill="EEF1F5"/>
               </w:rPr>
-              <w:t>serde</w:t>
-            </w:r>
-            <w:r>
-              <w:rPr>
-                <w:b/>
-                <w:sz w:val="19"/>
-              </w:rPr>
-              <w:t xml:space="preserve">, </w:t>
-            </w:r>
-            <w:r>
-              <w:rPr>
-                <w:rFonts w:ascii="Consolas" w:hAnsi="Consolas"/>
-                <w:b/>
-                <w:sz w:val="17"/>
-                <w:shd w:val="clear" w:fill="EEF1F5"/>
-              </w:rPr>
-              <w:t>serde_json</w:t>
+              <w:t>gstreamer</w:t>
             </w:r>
           </w:p>
         </w:tc>
         <w:tc>
           <w:tcPr>
-            <w:tcW w:type="dxa" w:w="1801"/>
+            <w:tcW w:type="dxa" w:w="2218"/>
             <w:tcMar>
               <w:top w:w="60" w:type="dxa"/>
               <w:bottom w:w="60" w:type="dxa"/>
@@ -6572,13 +6709,27 @@
               <w:rPr>
                 <w:sz w:val="19"/>
               </w:rPr>
-              <w:t>1</w:t>
+              <w:t xml:space="preserve">0.25 (feature </w:t>
+            </w:r>
+            <w:r>
+              <w:rPr>
+                <w:rFonts w:ascii="Consolas" w:hAnsi="Consolas"/>
+                <w:sz w:val="17"/>
+                <w:shd w:val="clear" w:fill="EEF1F5"/>
+              </w:rPr>
+              <w:t>v1_20</w:t>
+            </w:r>
+            <w:r>
+              <w:rPr>
+                <w:sz w:val="19"/>
+              </w:rPr>
+              <w:t>)</w:t>
             </w:r>
           </w:p>
         </w:tc>
         <w:tc>
           <w:tcPr>
-            <w:tcW w:type="dxa" w:w="5134"/>
+            <w:tcW w:type="dxa" w:w="4862"/>
             <w:tcMar>
               <w:top w:w="60" w:type="dxa"/>
               <w:bottom w:w="60" w:type="dxa"/>
@@ -6594,7 +6745,7 @@
               <w:rPr>
                 <w:sz w:val="19"/>
               </w:rPr>
-              <w:t>Data model / IPC serialisation</w:t>
+              <w:t>Screen recorder pipelines</w:t>
             </w:r>
           </w:p>
         </w:tc>
@@ -6602,7 +6753,7 @@
       <w:tr>
         <w:tc>
           <w:tcPr>
-            <w:tcW w:type="dxa" w:w="2702"/>
+            <w:tcW w:type="dxa" w:w="2559"/>
             <w:tcMar>
               <w:top w:w="60" w:type="dxa"/>
               <w:bottom w:w="60" w:type="dxa"/>
@@ -6622,13 +6773,29 @@
                 <w:sz w:val="17"/>
                 <w:shd w:val="clear" w:fill="EEF1F5"/>
               </w:rPr>
-              <w:t>thiserror</w:t>
+              <w:t>serde</w:t>
+            </w:r>
+            <w:r>
+              <w:rPr>
+                <w:b/>
+                <w:sz w:val="19"/>
+              </w:rPr>
+              <w:t xml:space="preserve">, </w:t>
+            </w:r>
+            <w:r>
+              <w:rPr>
+                <w:rFonts w:ascii="Consolas" w:hAnsi="Consolas"/>
+                <w:b/>
+                <w:sz w:val="17"/>
+                <w:shd w:val="clear" w:fill="EEF1F5"/>
+              </w:rPr>
+              <w:t>serde_json</w:t>
             </w:r>
           </w:p>
         </w:tc>
         <w:tc>
           <w:tcPr>
-            <w:tcW w:type="dxa" w:w="1801"/>
+            <w:tcW w:type="dxa" w:w="2218"/>
             <w:tcMar>
               <w:top w:w="60" w:type="dxa"/>
               <w:bottom w:w="60" w:type="dxa"/>
@@ -6645,13 +6812,13 @@
               <w:rPr>
                 <w:sz w:val="19"/>
               </w:rPr>
-              <w:t>2</w:t>
+              <w:t>1</w:t>
             </w:r>
           </w:p>
         </w:tc>
         <w:tc>
           <w:tcPr>
-            <w:tcW w:type="dxa" w:w="5134"/>
+            <w:tcW w:type="dxa" w:w="4862"/>
             <w:tcMar>
               <w:top w:w="60" w:type="dxa"/>
               <w:bottom w:w="60" w:type="dxa"/>
@@ -6668,7 +6835,7 @@
               <w:rPr>
                 <w:sz w:val="19"/>
               </w:rPr>
-              <w:t>Error type</w:t>
+              <w:t>Data model / IPC serialisation</w:t>
             </w:r>
           </w:p>
         </w:tc>
@@ -6676,7 +6843,7 @@
       <w:tr>
         <w:tc>
           <w:tcPr>
-            <w:tcW w:type="dxa" w:w="2702"/>
+            <w:tcW w:type="dxa" w:w="2559"/>
             <w:tcMar>
               <w:top w:w="60" w:type="dxa"/>
               <w:bottom w:w="60" w:type="dxa"/>
@@ -6695,29 +6862,13 @@
                 <w:sz w:val="17"/>
                 <w:shd w:val="clear" w:fill="EEF1F5"/>
               </w:rPr>
-              <w:t>log</w:t>
-            </w:r>
-            <w:r>
-              <w:rPr>
-                <w:b/>
-                <w:sz w:val="19"/>
-              </w:rPr>
-              <w:t xml:space="preserve">, </w:t>
-            </w:r>
-            <w:r>
-              <w:rPr>
-                <w:rFonts w:ascii="Consolas" w:hAnsi="Consolas"/>
-                <w:b/>
-                <w:sz w:val="17"/>
-                <w:shd w:val="clear" w:fill="EEF1F5"/>
-              </w:rPr>
-              <w:t>env_logger</w:t>
+              <w:t>thiserror</w:t>
             </w:r>
           </w:p>
         </w:tc>
         <w:tc>
           <w:tcPr>
-            <w:tcW w:type="dxa" w:w="1801"/>
+            <w:tcW w:type="dxa" w:w="2218"/>
             <w:tcMar>
               <w:top w:w="60" w:type="dxa"/>
               <w:bottom w:w="60" w:type="dxa"/>
@@ -6733,19 +6884,109 @@
               <w:rPr>
                 <w:sz w:val="19"/>
               </w:rPr>
-              <w:t>0.4 / 0.11</w:t>
+              <w:t>2</w:t>
             </w:r>
           </w:p>
         </w:tc>
         <w:tc>
           <w:tcPr>
-            <w:tcW w:type="dxa" w:w="5134"/>
+            <w:tcW w:type="dxa" w:w="4862"/>
             <w:tcMar>
               <w:top w:w="60" w:type="dxa"/>
               <w:bottom w:w="60" w:type="dxa"/>
               <w:start w:w="100" w:type="dxa"/>
               <w:end w:w="100" w:type="dxa"/>
             </w:tcMar>
+          </w:tcPr>
+          <w:p>
+            <w:pPr>
+              <w:spacing w:after="0" w:line="252" w:lineRule="auto"/>
+            </w:pPr>
+            <w:r>
+              <w:rPr>
+                <w:sz w:val="19"/>
+              </w:rPr>
+              <w:t>Error type</w:t>
+            </w:r>
+          </w:p>
+        </w:tc>
+      </w:tr>
+      <w:tr>
+        <w:tc>
+          <w:tcPr>
+            <w:tcW w:type="dxa" w:w="2559"/>
+            <w:tcMar>
+              <w:top w:w="60" w:type="dxa"/>
+              <w:bottom w:w="60" w:type="dxa"/>
+              <w:start w:w="100" w:type="dxa"/>
+              <w:end w:w="100" w:type="dxa"/>
+            </w:tcMar>
+            <w:shd w:val="clear" w:color="auto" w:fill="F3F6FB"/>
+          </w:tcPr>
+          <w:p>
+            <w:pPr>
+              <w:spacing w:after="0" w:line="252" w:lineRule="auto"/>
+            </w:pPr>
+            <w:r>
+              <w:rPr>
+                <w:rFonts w:ascii="Consolas" w:hAnsi="Consolas"/>
+                <w:b/>
+                <w:sz w:val="17"/>
+                <w:shd w:val="clear" w:fill="EEF1F5"/>
+              </w:rPr>
+              <w:t>log</w:t>
+            </w:r>
+            <w:r>
+              <w:rPr>
+                <w:b/>
+                <w:sz w:val="19"/>
+              </w:rPr>
+              <w:t xml:space="preserve">, </w:t>
+            </w:r>
+            <w:r>
+              <w:rPr>
+                <w:rFonts w:ascii="Consolas" w:hAnsi="Consolas"/>
+                <w:b/>
+                <w:sz w:val="17"/>
+                <w:shd w:val="clear" w:fill="EEF1F5"/>
+              </w:rPr>
+              <w:t>env_logger</w:t>
+            </w:r>
+          </w:p>
+        </w:tc>
+        <w:tc>
+          <w:tcPr>
+            <w:tcW w:type="dxa" w:w="2218"/>
+            <w:tcMar>
+              <w:top w:w="60" w:type="dxa"/>
+              <w:bottom w:w="60" w:type="dxa"/>
+              <w:start w:w="100" w:type="dxa"/>
+              <w:end w:w="100" w:type="dxa"/>
+            </w:tcMar>
+            <w:shd w:val="clear" w:color="auto" w:fill="F3F6FB"/>
+          </w:tcPr>
+          <w:p>
+            <w:pPr>
+              <w:spacing w:after="0" w:line="252" w:lineRule="auto"/>
+            </w:pPr>
+            <w:r>
+              <w:rPr>
+                <w:sz w:val="19"/>
+              </w:rPr>
+              <w:t>0.4 / 0.11</w:t>
+            </w:r>
+          </w:p>
+        </w:tc>
+        <w:tc>
+          <w:tcPr>
+            <w:tcW w:type="dxa" w:w="4862"/>
+            <w:tcMar>
+              <w:top w:w="60" w:type="dxa"/>
+              <w:bottom w:w="60" w:type="dxa"/>
+              <w:start w:w="100" w:type="dxa"/>
+              <w:end w:w="100" w:type="dxa"/>
+            </w:tcMar>
+            <w:shd w:val="clear" w:color="auto" w:fill="F3F6FB"/>
           </w:tcPr>
           <w:p>
             <w:pPr>
@@ -8774,7 +9015,7 @@
         </w:trPr>
         <w:tc>
           <w:tcPr>
-            <w:tcW w:type="dxa" w:w="4565"/>
+            <w:tcW w:type="dxa" w:w="4819"/>
             <w:tcMar>
               <w:top w:w="60" w:type="dxa"/>
               <w:bottom w:w="60" w:type="dxa"/>
@@ -8799,7 +9040,7 @@
         </w:tc>
         <w:tc>
           <w:tcPr>
-            <w:tcW w:type="dxa" w:w="5073"/>
+            <w:tcW w:type="dxa" w:w="4819"/>
             <w:tcMar>
               <w:top w:w="60" w:type="dxa"/>
               <w:bottom w:w="60" w:type="dxa"/>
@@ -8826,7 +9067,7 @@
       <w:tr>
         <w:tc>
           <w:tcPr>
-            <w:tcW w:type="dxa" w:w="4565"/>
+            <w:tcW w:type="dxa" w:w="4819"/>
             <w:tcMar>
               <w:top w:w="60" w:type="dxa"/>
               <w:bottom w:w="60" w:type="dxa"/>
@@ -8850,7 +9091,7 @@
         </w:tc>
         <w:tc>
           <w:tcPr>
-            <w:tcW w:type="dxa" w:w="5073"/>
+            <w:tcW w:type="dxa" w:w="4819"/>
             <w:tcMar>
               <w:top w:w="60" w:type="dxa"/>
               <w:bottom w:w="60" w:type="dxa"/>
@@ -8874,7 +9115,7 @@
       <w:tr>
         <w:tc>
           <w:tcPr>
-            <w:tcW w:type="dxa" w:w="4565"/>
+            <w:tcW w:type="dxa" w:w="4819"/>
             <w:tcMar>
               <w:top w:w="60" w:type="dxa"/>
               <w:bottom w:w="60" w:type="dxa"/>
@@ -8899,7 +9140,7 @@
         </w:tc>
         <w:tc>
           <w:tcPr>
-            <w:tcW w:type="dxa" w:w="5073"/>
+            <w:tcW w:type="dxa" w:w="4819"/>
             <w:tcMar>
               <w:top w:w="60" w:type="dxa"/>
               <w:bottom w:w="60" w:type="dxa"/>
@@ -8924,7 +9165,7 @@
       <w:tr>
         <w:tc>
           <w:tcPr>
-            <w:tcW w:type="dxa" w:w="4565"/>
+            <w:tcW w:type="dxa" w:w="4819"/>
             <w:tcMar>
               <w:top w:w="60" w:type="dxa"/>
               <w:bottom w:w="60" w:type="dxa"/>
@@ -8948,7 +9189,7 @@
         </w:tc>
         <w:tc>
           <w:tcPr>
-            <w:tcW w:type="dxa" w:w="5073"/>
+            <w:tcW w:type="dxa" w:w="4819"/>
             <w:tcMar>
               <w:top w:w="60" w:type="dxa"/>
               <w:bottom w:w="60" w:type="dxa"/>
@@ -8972,7 +9213,7 @@
       <w:tr>
         <w:tc>
           <w:tcPr>
-            <w:tcW w:type="dxa" w:w="4565"/>
+            <w:tcW w:type="dxa" w:w="4819"/>
             <w:tcMar>
               <w:top w:w="60" w:type="dxa"/>
               <w:bottom w:w="60" w:type="dxa"/>
@@ -8997,7 +9238,7 @@
         </w:tc>
         <w:tc>
           <w:tcPr>
-            <w:tcW w:type="dxa" w:w="5073"/>
+            <w:tcW w:type="dxa" w:w="4819"/>
             <w:tcMar>
               <w:top w:w="60" w:type="dxa"/>
               <w:bottom w:w="60" w:type="dxa"/>
@@ -9022,7 +9263,7 @@
       <w:tr>
         <w:tc>
           <w:tcPr>
-            <w:tcW w:type="dxa" w:w="4565"/>
+            <w:tcW w:type="dxa" w:w="4819"/>
             <w:tcMar>
               <w:top w:w="60" w:type="dxa"/>
               <w:bottom w:w="60" w:type="dxa"/>
@@ -9047,7 +9288,7 @@
         </w:tc>
         <w:tc>
           <w:tcPr>
-            <w:tcW w:type="dxa" w:w="5073"/>
+            <w:tcW w:type="dxa" w:w="4819"/>
             <w:tcMar>
               <w:top w:w="60" w:type="dxa"/>
               <w:bottom w:w="60" w:type="dxa"/>
@@ -9071,7 +9312,7 @@
       <w:tr>
         <w:tc>
           <w:tcPr>
-            <w:tcW w:type="dxa" w:w="4565"/>
+            <w:tcW w:type="dxa" w:w="4819"/>
             <w:tcMar>
               <w:top w:w="60" w:type="dxa"/>
               <w:bottom w:w="60" w:type="dxa"/>
@@ -9087,17 +9328,16 @@
             <w:r>
               <w:rPr>
                 <w:rFonts w:ascii="Consolas" w:hAnsi="Consolas"/>
-                <w:b/>
                 <w:sz w:val="17"/>
                 <w:shd w:val="clear" w:fill="EEF1F5"/>
               </w:rPr>
-              <w:t>~/.cache/syspulse/netlens/</w:t>
+              <w:t>~/.config/io.github.praneeth.syspulse/launchers.json</w:t>
             </w:r>
           </w:p>
         </w:tc>
         <w:tc>
           <w:tcPr>
-            <w:tcW w:type="dxa" w:w="5073"/>
+            <w:tcW w:type="dxa" w:w="4819"/>
             <w:tcMar>
               <w:top w:w="60" w:type="dxa"/>
               <w:bottom w:w="60" w:type="dxa"/>
@@ -9114,33 +9354,7 @@
               <w:rPr>
                 <w:sz w:val="19"/>
               </w:rPr>
-              <w:t xml:space="preserve">Temporary copies for </w:t>
-            </w:r>
-            <w:r>
-              <w:rPr>
-                <w:i/>
-                <w:sz w:val="19"/>
-              </w:rPr>
-              <w:t>Open in Wireshark</w:t>
-            </w:r>
-            <w:r>
-              <w:rPr>
-                <w:sz w:val="19"/>
-              </w:rPr>
-              <w:t xml:space="preserve"> / </w:t>
-            </w:r>
-            <w:r>
-              <w:rPr>
-                <w:i/>
-                <w:sz w:val="19"/>
-              </w:rPr>
-              <w:t>Wireshark decode</w:t>
-            </w:r>
-            <w:r>
-              <w:rPr>
-                <w:sz w:val="19"/>
-              </w:rPr>
-              <w:t xml:space="preserve"> (replaced each time)</w:t>
+              <w:t>App Launchers registry (what was created, for whom, folder access granted)</w:t>
             </w:r>
           </w:p>
         </w:tc>
@@ -9148,7 +9362,7 @@
       <w:tr>
         <w:tc>
           <w:tcPr>
-            <w:tcW w:type="dxa" w:w="4565"/>
+            <w:tcW w:type="dxa" w:w="4819"/>
             <w:tcMar>
               <w:top w:w="60" w:type="dxa"/>
               <w:bottom w:w="60" w:type="dxa"/>
@@ -9162,18 +9376,182 @@
             </w:pPr>
             <w:r>
               <w:rPr>
+                <w:sz w:val="19"/>
+              </w:rPr>
+              <w:t xml:space="preserve">Target users: </w:t>
+            </w:r>
+            <w:r>
+              <w:rPr>
+                <w:rFonts w:ascii="Consolas" w:hAnsi="Consolas"/>
+                <w:sz w:val="17"/>
+                <w:shd w:val="clear" w:fill="EEF1F5"/>
+              </w:rPr>
+              <w:t>~/.local/share/applications/syspulse-*.desktop</w:t>
+            </w:r>
+            <w:r>
+              <w:rPr>
+                <w:sz w:val="19"/>
+              </w:rPr>
+              <w:t xml:space="preserve">, </w:t>
+            </w:r>
+            <w:r>
+              <w:rPr>
+                <w:rFonts w:ascii="Consolas" w:hAnsi="Consolas"/>
+                <w:sz w:val="17"/>
+                <w:shd w:val="clear" w:fill="EEF1F5"/>
+              </w:rPr>
+              <w:t>~/.local/share/icons/…/syspulse-*</w:t>
+            </w:r>
+            <w:r>
+              <w:rPr>
+                <w:sz w:val="19"/>
+              </w:rPr>
+              <w:t>, desktop icon</w:t>
+            </w:r>
+          </w:p>
+        </w:tc>
+        <w:tc>
+          <w:tcPr>
+            <w:tcW w:type="dxa" w:w="4819"/>
+            <w:tcMar>
+              <w:top w:w="60" w:type="dxa"/>
+              <w:bottom w:w="60" w:type="dxa"/>
+              <w:start w:w="100" w:type="dxa"/>
+              <w:end w:w="100" w:type="dxa"/>
+            </w:tcMar>
+          </w:tcPr>
+          <w:p>
+            <w:pPr>
+              <w:spacing w:after="0" w:line="252" w:lineRule="auto"/>
+            </w:pPr>
+            <w:r>
+              <w:rPr>
+                <w:sz w:val="19"/>
+              </w:rPr>
+              <w:t xml:space="preserve">Launchers you create for them (removed with </w:t>
+            </w:r>
+            <w:r>
+              <w:rPr>
+                <w:b/>
+                <w:sz w:val="19"/>
+              </w:rPr>
+              <w:t>Remove…</w:t>
+            </w:r>
+            <w:r>
+              <w:rPr>
+                <w:sz w:val="19"/>
+              </w:rPr>
+              <w:t>)</w:t>
+            </w:r>
+          </w:p>
+        </w:tc>
+      </w:tr>
+      <w:tr>
+        <w:tc>
+          <w:tcPr>
+            <w:tcW w:type="dxa" w:w="4819"/>
+            <w:tcMar>
+              <w:top w:w="60" w:type="dxa"/>
+              <w:bottom w:w="60" w:type="dxa"/>
+              <w:start w:w="100" w:type="dxa"/>
+              <w:end w:w="100" w:type="dxa"/>
+            </w:tcMar>
+            <w:shd w:val="clear" w:color="auto" w:fill="F3F6FB"/>
+          </w:tcPr>
+          <w:p>
+            <w:pPr>
+              <w:spacing w:after="0" w:line="252" w:lineRule="auto"/>
+            </w:pPr>
+            <w:r>
+              <w:rPr>
                 <w:rFonts w:ascii="Consolas" w:hAnsi="Consolas"/>
                 <w:b/>
                 <w:sz w:val="17"/>
                 <w:shd w:val="clear" w:fill="EEF1F5"/>
               </w:rPr>
-              <w:t>~/.config/autostart/*.desktop</w:t>
+              <w:t>~/.cache/syspulse/netlens/</w:t>
             </w:r>
           </w:p>
         </w:tc>
         <w:tc>
           <w:tcPr>
-            <w:tcW w:type="dxa" w:w="5073"/>
+            <w:tcW w:type="dxa" w:w="4819"/>
+            <w:tcMar>
+              <w:top w:w="60" w:type="dxa"/>
+              <w:bottom w:w="60" w:type="dxa"/>
+              <w:start w:w="100" w:type="dxa"/>
+              <w:end w:w="100" w:type="dxa"/>
+            </w:tcMar>
+            <w:shd w:val="clear" w:color="auto" w:fill="F3F6FB"/>
+          </w:tcPr>
+          <w:p>
+            <w:pPr>
+              <w:spacing w:after="0" w:line="252" w:lineRule="auto"/>
+            </w:pPr>
+            <w:r>
+              <w:rPr>
+                <w:sz w:val="19"/>
+              </w:rPr>
+              <w:t xml:space="preserve">Temporary copies for </w:t>
+            </w:r>
+            <w:r>
+              <w:rPr>
+                <w:i/>
+                <w:sz w:val="19"/>
+              </w:rPr>
+              <w:t>Open in Wireshark</w:t>
+            </w:r>
+            <w:r>
+              <w:rPr>
+                <w:sz w:val="19"/>
+              </w:rPr>
+              <w:t xml:space="preserve"> / </w:t>
+            </w:r>
+            <w:r>
+              <w:rPr>
+                <w:i/>
+                <w:sz w:val="19"/>
+              </w:rPr>
+              <w:t>Wireshark decode</w:t>
+            </w:r>
+            <w:r>
+              <w:rPr>
+                <w:sz w:val="19"/>
+              </w:rPr>
+              <w:t xml:space="preserve"> (replaced each time)</w:t>
+            </w:r>
+          </w:p>
+        </w:tc>
+      </w:tr>
+      <w:tr>
+        <w:tc>
+          <w:tcPr>
+            <w:tcW w:type="dxa" w:w="4819"/>
+            <w:tcMar>
+              <w:top w:w="60" w:type="dxa"/>
+              <w:bottom w:w="60" w:type="dxa"/>
+              <w:start w:w="100" w:type="dxa"/>
+              <w:end w:w="100" w:type="dxa"/>
+            </w:tcMar>
+          </w:tcPr>
+          <w:p>
+            <w:pPr>
+              <w:spacing w:after="0" w:line="252" w:lineRule="auto"/>
+            </w:pPr>
+            <w:r>
+              <w:rPr>
+                <w:rFonts w:ascii="Consolas" w:hAnsi="Consolas"/>
+                <w:b/>
+                <w:sz w:val="17"/>
+                <w:shd w:val="clear" w:fill="EEF1F5"/>
+              </w:rPr>
+              <w:t>~/.config/autostart/*.desktop</w:t>
+            </w:r>
+          </w:p>
+        </w:tc>
+        <w:tc>
+          <w:tcPr>
+            <w:tcW w:type="dxa" w:w="4819"/>
             <w:tcMar>
               <w:top w:w="60" w:type="dxa"/>
               <w:bottom w:w="60" w:type="dxa"/>
@@ -10102,6 +10480,113 @@
                 <w:sz w:val="19"/>
               </w:rPr>
               <w:t xml:space="preserve"> the player connects, so NetLens sees the RTSP SETUP that announces the media ports</w:t>
+            </w:r>
+          </w:p>
+        </w:tc>
+      </w:tr>
+      <w:tr>
+        <w:tc>
+          <w:tcPr>
+            <w:tcW w:type="dxa" w:w="4819"/>
+            <w:tcMar>
+              <w:top w:w="60" w:type="dxa"/>
+              <w:bottom w:w="60" w:type="dxa"/>
+              <w:start w:w="100" w:type="dxa"/>
+              <w:end w:w="100" w:type="dxa"/>
+            </w:tcMar>
+            <w:shd w:val="clear" w:color="auto" w:fill="F3F6FB"/>
+          </w:tcPr>
+          <w:p>
+            <w:pPr>
+              <w:spacing w:after="0" w:line="252" w:lineRule="auto"/>
+            </w:pPr>
+            <w:r>
+              <w:rPr>
+                <w:sz w:val="19"/>
+              </w:rPr>
+              <w:t>App Launchers: desktop icon shows "Allow Launching"</w:t>
+            </w:r>
+          </w:p>
+        </w:tc>
+        <w:tc>
+          <w:tcPr>
+            <w:tcW w:type="dxa" w:w="4819"/>
+            <w:tcMar>
+              <w:top w:w="60" w:type="dxa"/>
+              <w:bottom w:w="60" w:type="dxa"/>
+              <w:start w:w="100" w:type="dxa"/>
+              <w:end w:w="100" w:type="dxa"/>
+            </w:tcMar>
+            <w:shd w:val="clear" w:color="auto" w:fill="F3F6FB"/>
+          </w:tcPr>
+          <w:p>
+            <w:pPr>
+              <w:spacing w:after="0" w:line="252" w:lineRule="auto"/>
+            </w:pPr>
+            <w:r>
+              <w:rPr>
+                <w:sz w:val="19"/>
+              </w:rPr>
+              <w:t>The trust flag could not be set (for example the GNOME desktop-icons extension is disabled). Right-click → Allow Launching once, or recreate the launcher while the user is logged in</w:t>
+            </w:r>
+          </w:p>
+        </w:tc>
+      </w:tr>
+      <w:tr>
+        <w:tc>
+          <w:tcPr>
+            <w:tcW w:type="dxa" w:w="4819"/>
+            <w:tcMar>
+              <w:top w:w="60" w:type="dxa"/>
+              <w:bottom w:w="60" w:type="dxa"/>
+              <w:start w:w="100" w:type="dxa"/>
+              <w:end w:w="100" w:type="dxa"/>
+            </w:tcMar>
+          </w:tcPr>
+          <w:p>
+            <w:pPr>
+              <w:spacing w:after="0" w:line="252" w:lineRule="auto"/>
+            </w:pPr>
+            <w:r>
+              <w:rPr>
+                <w:sz w:val="19"/>
+              </w:rPr>
+              <w:t>App Launchers: app does not start for the other user</w:t>
+            </w:r>
+          </w:p>
+        </w:tc>
+        <w:tc>
+          <w:tcPr>
+            <w:tcW w:type="dxa" w:w="4819"/>
+            <w:tcMar>
+              <w:top w:w="60" w:type="dxa"/>
+              <w:bottom w:w="60" w:type="dxa"/>
+              <w:start w:w="100" w:type="dxa"/>
+              <w:end w:w="100" w:type="dxa"/>
+            </w:tcMar>
+          </w:tcPr>
+          <w:p>
+            <w:pPr>
+              <w:spacing w:after="0" w:line="252" w:lineRule="auto"/>
+            </w:pPr>
+            <w:r>
+              <w:rPr>
+                <w:sz w:val="19"/>
+              </w:rPr>
+              <w:t xml:space="preserve">Open </w:t>
+            </w:r>
+            <w:r>
+              <w:rPr>
+                <w:b/>
+                <w:sz w:val="19"/>
+              </w:rPr>
+              <w:t>Edit</w:t>
+            </w:r>
+            <w:r>
+              <w:rPr>
+                <w:sz w:val="19"/>
+              </w:rPr>
+              <w:t xml:space="preserve"> and check the Checks panel: folder access, missing libraries, or the program needs write access (enable "let them write in it")</w:t>
             </w:r>
           </w:p>
         </w:tc>

--- a/docs/word/SysPulse Installation Guide.docx
+++ b/docs/word/SysPulse Installation Guide.docx
@@ -101,7 +101,7 @@
           <w:b/>
           <w:sz w:val="21"/>
         </w:rPr>
-        <w:t>0.6.0</w:t>
+        <w:t>0.7.0</w:t>
       </w:r>
     </w:p>
     <w:p>
@@ -1249,7 +1249,7 @@
                 <w:color w:val="1F2937"/>
                 <w:sz w:val="18"/>
               </w:rPr>
-              <w:t>sudo apt install ./SysPulse_0.6.0_amd64.deb</w:t>
+              <w:t>sudo apt install ./SysPulse_0.7.0_amd64.deb</w:t>
             </w:r>
           </w:p>
         </w:tc>
@@ -1716,7 +1716,7 @@
                 <w:color w:val="1F2937"/>
                 <w:sz w:val="18"/>
               </w:rPr>
-              <w:t>chmod +x SysPulse_0.6.0_amd64.AppImage</w:t>
+              <w:t>chmod +x SysPulse_0.7.0_amd64.AppImage</w:t>
               <w:br/>
             </w:r>
             <w:r>
@@ -1725,7 +1725,7 @@
                 <w:color w:val="1F2937"/>
                 <w:sz w:val="18"/>
               </w:rPr>
-              <w:t>./SysPulse_0.6.0_amd64.AppImage</w:t>
+              <w:t>./SysPulse_0.7.0_amd64.AppImage</w:t>
             </w:r>
           </w:p>
         </w:tc>

--- a/docs/word/SysPulse Installation Guide.docx
+++ b/docs/word/SysPulse Installation Guide.docx
@@ -101,7 +101,7 @@
           <w:b/>
           <w:sz w:val="21"/>
         </w:rPr>
-        <w:t>0.7.0</w:t>
+        <w:t>0.7.1</w:t>
       </w:r>
     </w:p>
     <w:p>
@@ -120,7 +120,7 @@
           <w:b/>
           <w:sz w:val="21"/>
         </w:rPr>
-        <w:t>12 October 2026</w:t>
+        <w:t>24 October 2026</w:t>
       </w:r>
     </w:p>
     <w:p>
@@ -947,20 +947,7 @@
               <w:rPr>
                 <w:sz w:val="19"/>
               </w:rPr>
-              <w:t xml:space="preserve">Any; the </w:t>
-            </w:r>
-            <w:r>
-              <w:rPr>
-                <w:b/>
-                <w:sz w:val="19"/>
-              </w:rPr>
-              <w:t>screen recorder needs an X11 session</w:t>
-            </w:r>
-            <w:r>
-              <w:rPr>
-                <w:sz w:val="19"/>
-              </w:rPr>
-              <w:t xml:space="preserve"> ("Ubuntu on Xorg"). Wayland recording is planned</w:t>
+              <w:t>Any (X11 or Wayland)</w:t>
             </w:r>
           </w:p>
         </w:tc>
@@ -1041,7 +1028,7 @@
                 <w:b/>
                 <w:sz w:val="19"/>
               </w:rPr>
-              <w:t>Audio</w:t>
+              <w:t>RAM / disk</w:t>
             </w:r>
           </w:p>
         </w:tc>
@@ -1063,7 +1050,7 @@
               <w:rPr>
                 <w:sz w:val="19"/>
               </w:rPr>
-              <w:t>PulseAudio or PipeWire-Pulse (default on Ubuntu) for the recorder</w:t>
+              <w:t>~150 MB RAM while running; ~15 MB installed</w:t>
             </w:r>
           </w:p>
         </w:tc>
@@ -1089,7 +1076,7 @@
                 <w:b/>
                 <w:sz w:val="19"/>
               </w:rPr>
-              <w:t>RAM / disk</w:t>
+              <w:t>GPU (optional)</w:t>
             </w:r>
           </w:p>
         </w:tc>
@@ -1103,53 +1090,6 @@
               <w:end w:w="100" w:type="dxa"/>
             </w:tcMar>
             <w:shd w:val="clear" w:color="auto" w:fill="F3F6FB"/>
-          </w:tcPr>
-          <w:p>
-            <w:pPr>
-              <w:spacing w:after="0" w:line="252" w:lineRule="auto"/>
-            </w:pPr>
-            <w:r>
-              <w:rPr>
-                <w:sz w:val="19"/>
-              </w:rPr>
-              <w:t>~150 MB RAM while running; ~15 MB installed</w:t>
-            </w:r>
-          </w:p>
-        </w:tc>
-      </w:tr>
-      <w:tr>
-        <w:tc>
-          <w:tcPr>
-            <w:tcW w:type="dxa" w:w="1928"/>
-            <w:tcMar>
-              <w:top w:w="60" w:type="dxa"/>
-              <w:bottom w:w="60" w:type="dxa"/>
-              <w:start w:w="100" w:type="dxa"/>
-              <w:end w:w="100" w:type="dxa"/>
-            </w:tcMar>
-          </w:tcPr>
-          <w:p>
-            <w:pPr>
-              <w:spacing w:after="0" w:line="252" w:lineRule="auto"/>
-            </w:pPr>
-            <w:r>
-              <w:rPr>
-                <w:b/>
-                <w:sz w:val="19"/>
-              </w:rPr>
-              <w:t>GPU (optional)</w:t>
-            </w:r>
-          </w:p>
-        </w:tc>
-        <w:tc>
-          <w:tcPr>
-            <w:tcW w:type="dxa" w:w="7710"/>
-            <w:tcMar>
-              <w:top w:w="60" w:type="dxa"/>
-              <w:bottom w:w="60" w:type="dxa"/>
-              <w:start w:w="100" w:type="dxa"/>
-              <w:end w:w="100" w:type="dxa"/>
-            </w:tcMar>
           </w:tcPr>
           <w:p>
             <w:pPr>
@@ -1249,7 +1189,7 @@
                 <w:color w:val="1F2937"/>
                 <w:sz w:val="18"/>
               </w:rPr>
-              <w:t>sudo apt install ./SysPulse_0.7.0_amd64.deb</w:t>
+              <w:t>sudo apt install ./SysPulse_0.7.1_amd64.deb</w:t>
             </w:r>
           </w:p>
         </w:tc>
@@ -1716,7 +1656,7 @@
                 <w:color w:val="1F2937"/>
                 <w:sz w:val="18"/>
               </w:rPr>
-              <w:t>chmod +x SysPulse_0.7.0_amd64.AppImage</w:t>
+              <w:t>chmod +x SysPulse_0.7.1_amd64.AppImage</w:t>
               <w:br/>
             </w:r>
             <w:r>
@@ -1725,7 +1665,7 @@
                 <w:color w:val="1F2937"/>
                 <w:sz w:val="18"/>
               </w:rPr>
-              <w:t>./SysPulse_0.7.0_amd64.AppImage</w:t>
+              <w:t>./SysPulse_0.7.1_amd64.AppImage</w:t>
             </w:r>
           </w:p>
         </w:tc>
@@ -1834,7 +1774,7 @@
         </w:trPr>
         <w:tc>
           <w:tcPr>
-            <w:tcW w:type="dxa" w:w="2766"/>
+            <w:tcW w:type="dxa" w:w="2409"/>
             <w:tcMar>
               <w:top w:w="60" w:type="dxa"/>
               <w:bottom w:w="60" w:type="dxa"/>
@@ -1859,7 +1799,7 @@
         </w:tc>
         <w:tc>
           <w:tcPr>
-            <w:tcW w:type="dxa" w:w="1517"/>
+            <w:tcW w:type="dxa" w:w="2565"/>
             <w:tcMar>
               <w:top w:w="60" w:type="dxa"/>
               <w:bottom w:w="60" w:type="dxa"/>
@@ -1884,7 +1824,7 @@
         </w:tc>
         <w:tc>
           <w:tcPr>
-            <w:tcW w:type="dxa" w:w="5354"/>
+            <w:tcW w:type="dxa" w:w="4664"/>
             <w:tcMar>
               <w:top w:w="60" w:type="dxa"/>
               <w:bottom w:w="60" w:type="dxa"/>
@@ -1911,7 +1851,7 @@
       <w:tr>
         <w:tc>
           <w:tcPr>
-            <w:tcW w:type="dxa" w:w="2766"/>
+            <w:tcW w:type="dxa" w:w="2409"/>
             <w:tcMar>
               <w:top w:w="60" w:type="dxa"/>
               <w:bottom w:w="60" w:type="dxa"/>
@@ -1952,7 +1892,7 @@
         </w:tc>
         <w:tc>
           <w:tcPr>
-            <w:tcW w:type="dxa" w:w="1517"/>
+            <w:tcW w:type="dxa" w:w="2565"/>
             <w:tcMar>
               <w:top w:w="60" w:type="dxa"/>
               <w:bottom w:w="60" w:type="dxa"/>
@@ -1974,7 +1914,7 @@
         </w:tc>
         <w:tc>
           <w:tcPr>
-            <w:tcW w:type="dxa" w:w="5354"/>
+            <w:tcW w:type="dxa" w:w="4664"/>
             <w:tcMar>
               <w:top w:w="60" w:type="dxa"/>
               <w:bottom w:w="60" w:type="dxa"/>
@@ -1998,7 +1938,7 @@
       <w:tr>
         <w:tc>
           <w:tcPr>
-            <w:tcW w:type="dxa" w:w="2766"/>
+            <w:tcW w:type="dxa" w:w="2409"/>
             <w:tcMar>
               <w:top w:w="60" w:type="dxa"/>
               <w:bottom w:w="60" w:type="dxa"/>
@@ -2024,7 +1964,7 @@
         </w:tc>
         <w:tc>
           <w:tcPr>
-            <w:tcW w:type="dxa" w:w="1517"/>
+            <w:tcW w:type="dxa" w:w="2565"/>
             <w:tcMar>
               <w:top w:w="60" w:type="dxa"/>
               <w:bottom w:w="60" w:type="dxa"/>
@@ -2041,13 +1981,13 @@
               <w:rPr>
                 <w:sz w:val="19"/>
               </w:rPr>
-              <w:t>Recorder</w:t>
+              <w:t>App shell</w:t>
             </w:r>
           </w:p>
         </w:tc>
         <w:tc>
           <w:tcPr>
-            <w:tcW w:type="dxa" w:w="5354"/>
+            <w:tcW w:type="dxa" w:w="4664"/>
             <w:tcMar>
               <w:top w:w="60" w:type="dxa"/>
               <w:bottom w:w="60" w:type="dxa"/>
@@ -2064,7 +2004,7 @@
               <w:rPr>
                 <w:sz w:val="19"/>
               </w:rPr>
-              <w:t>Top-bar (tray) menu</w:t>
+              <w:t>Top-bar (tray) support</w:t>
             </w:r>
           </w:p>
         </w:tc>
@@ -2072,7 +2012,7 @@
       <w:tr>
         <w:tc>
           <w:tcPr>
-            <w:tcW w:type="dxa" w:w="2766"/>
+            <w:tcW w:type="dxa" w:w="2409"/>
             <w:tcMar>
               <w:top w:w="60" w:type="dxa"/>
               <w:bottom w:w="60" w:type="dxa"/>
@@ -2097,7 +2037,7 @@
         </w:tc>
         <w:tc>
           <w:tcPr>
-            <w:tcW w:type="dxa" w:w="1517"/>
+            <w:tcW w:type="dxa" w:w="2565"/>
             <w:tcMar>
               <w:top w:w="60" w:type="dxa"/>
               <w:bottom w:w="60" w:type="dxa"/>
@@ -2119,7 +2059,7 @@
         </w:tc>
         <w:tc>
           <w:tcPr>
-            <w:tcW w:type="dxa" w:w="5354"/>
+            <w:tcW w:type="dxa" w:w="4664"/>
             <w:tcMar>
               <w:top w:w="60" w:type="dxa"/>
               <w:bottom w:w="60" w:type="dxa"/>
@@ -2151,7 +2091,7 @@
       <w:tr>
         <w:tc>
           <w:tcPr>
-            <w:tcW w:type="dxa" w:w="2766"/>
+            <w:tcW w:type="dxa" w:w="2409"/>
             <w:tcMar>
               <w:top w:w="60" w:type="dxa"/>
               <w:bottom w:w="60" w:type="dxa"/>
@@ -2193,7 +2133,7 @@
         </w:tc>
         <w:tc>
           <w:tcPr>
-            <w:tcW w:type="dxa" w:w="1517"/>
+            <w:tcW w:type="dxa" w:w="2565"/>
             <w:tcMar>
               <w:top w:w="60" w:type="dxa"/>
               <w:bottom w:w="60" w:type="dxa"/>
@@ -2216,7 +2156,7 @@
         </w:tc>
         <w:tc>
           <w:tcPr>
-            <w:tcW w:type="dxa" w:w="5354"/>
+            <w:tcW w:type="dxa" w:w="4664"/>
             <w:tcMar>
               <w:top w:w="60" w:type="dxa"/>
               <w:bottom w:w="60" w:type="dxa"/>
@@ -2241,7 +2181,7 @@
       <w:tr>
         <w:tc>
           <w:tcPr>
-            <w:tcW w:type="dxa" w:w="2766"/>
+            <w:tcW w:type="dxa" w:w="2409"/>
             <w:tcMar>
               <w:top w:w="60" w:type="dxa"/>
               <w:bottom w:w="60" w:type="dxa"/>
@@ -2266,7 +2206,7 @@
         </w:tc>
         <w:tc>
           <w:tcPr>
-            <w:tcW w:type="dxa" w:w="1517"/>
+            <w:tcW w:type="dxa" w:w="2565"/>
             <w:tcMar>
               <w:top w:w="60" w:type="dxa"/>
               <w:bottom w:w="60" w:type="dxa"/>
@@ -2288,7 +2228,7 @@
         </w:tc>
         <w:tc>
           <w:tcPr>
-            <w:tcW w:type="dxa" w:w="5354"/>
+            <w:tcW w:type="dxa" w:w="4664"/>
             <w:tcMar>
               <w:top w:w="60" w:type="dxa"/>
               <w:bottom w:w="60" w:type="dxa"/>
@@ -2312,7 +2252,7 @@
       <w:tr>
         <w:tc>
           <w:tcPr>
-            <w:tcW w:type="dxa" w:w="2766"/>
+            <w:tcW w:type="dxa" w:w="2409"/>
             <w:tcMar>
               <w:top w:w="60" w:type="dxa"/>
               <w:bottom w:w="60" w:type="dxa"/>
@@ -2338,7 +2278,7 @@
         </w:tc>
         <w:tc>
           <w:tcPr>
-            <w:tcW w:type="dxa" w:w="1517"/>
+            <w:tcW w:type="dxa" w:w="2565"/>
             <w:tcMar>
               <w:top w:w="60" w:type="dxa"/>
               <w:bottom w:w="60" w:type="dxa"/>
@@ -2355,13 +2295,13 @@
               <w:rPr>
                 <w:sz w:val="19"/>
               </w:rPr>
-              <w:t>Recorder</w:t>
+              <w:t>Recorder (hidden in this release)</w:t>
             </w:r>
           </w:p>
         </w:tc>
         <w:tc>
           <w:tcPr>
-            <w:tcW w:type="dxa" w:w="5354"/>
+            <w:tcW w:type="dxa" w:w="4664"/>
             <w:tcMar>
               <w:top w:w="60" w:type="dxa"/>
               <w:bottom w:w="60" w:type="dxa"/>
@@ -2408,7 +2348,7 @@
       <w:tr>
         <w:tc>
           <w:tcPr>
-            <w:tcW w:type="dxa" w:w="2766"/>
+            <w:tcW w:type="dxa" w:w="2409"/>
             <w:tcMar>
               <w:top w:w="60" w:type="dxa"/>
               <w:bottom w:w="60" w:type="dxa"/>
@@ -2433,7 +2373,7 @@
         </w:tc>
         <w:tc>
           <w:tcPr>
-            <w:tcW w:type="dxa" w:w="1517"/>
+            <w:tcW w:type="dxa" w:w="2565"/>
             <w:tcMar>
               <w:top w:w="60" w:type="dxa"/>
               <w:bottom w:w="60" w:type="dxa"/>
@@ -2449,13 +2389,13 @@
               <w:rPr>
                 <w:sz w:val="19"/>
               </w:rPr>
-              <w:t>Recorder</w:t>
+              <w:t>Recorder (hidden in this release)</w:t>
             </w:r>
           </w:p>
         </w:tc>
         <w:tc>
           <w:tcPr>
-            <w:tcW w:type="dxa" w:w="5354"/>
+            <w:tcW w:type="dxa" w:w="4664"/>
             <w:tcMar>
               <w:top w:w="60" w:type="dxa"/>
               <w:bottom w:w="60" w:type="dxa"/>
@@ -2487,7 +2427,7 @@
       <w:tr>
         <w:tc>
           <w:tcPr>
-            <w:tcW w:type="dxa" w:w="2766"/>
+            <w:tcW w:type="dxa" w:w="2409"/>
             <w:tcMar>
               <w:top w:w="60" w:type="dxa"/>
               <w:bottom w:w="60" w:type="dxa"/>
@@ -2513,7 +2453,7 @@
         </w:tc>
         <w:tc>
           <w:tcPr>
-            <w:tcW w:type="dxa" w:w="1517"/>
+            <w:tcW w:type="dxa" w:w="2565"/>
             <w:tcMar>
               <w:top w:w="60" w:type="dxa"/>
               <w:bottom w:w="60" w:type="dxa"/>
@@ -2530,13 +2470,13 @@
               <w:rPr>
                 <w:sz w:val="19"/>
               </w:rPr>
-              <w:t>Recorder</w:t>
+              <w:t>Recorder (hidden in this release)</w:t>
             </w:r>
           </w:p>
         </w:tc>
         <w:tc>
           <w:tcPr>
-            <w:tcW w:type="dxa" w:w="5354"/>
+            <w:tcW w:type="dxa" w:w="4664"/>
             <w:tcMar>
               <w:top w:w="60" w:type="dxa"/>
               <w:bottom w:w="60" w:type="dxa"/>
@@ -2569,7 +2509,7 @@
       <w:tr>
         <w:tc>
           <w:tcPr>
-            <w:tcW w:type="dxa" w:w="2766"/>
+            <w:tcW w:type="dxa" w:w="2409"/>
             <w:tcMar>
               <w:top w:w="60" w:type="dxa"/>
               <w:bottom w:w="60" w:type="dxa"/>
@@ -2594,7 +2534,7 @@
         </w:tc>
         <w:tc>
           <w:tcPr>
-            <w:tcW w:type="dxa" w:w="1517"/>
+            <w:tcW w:type="dxa" w:w="2565"/>
             <w:tcMar>
               <w:top w:w="60" w:type="dxa"/>
               <w:bottom w:w="60" w:type="dxa"/>
@@ -2610,13 +2550,13 @@
               <w:rPr>
                 <w:sz w:val="19"/>
               </w:rPr>
-              <w:t>Recorder</w:t>
+              <w:t>Recorder (hidden in this release)</w:t>
             </w:r>
           </w:p>
         </w:tc>
         <w:tc>
           <w:tcPr>
-            <w:tcW w:type="dxa" w:w="5354"/>
+            <w:tcW w:type="dxa" w:w="4664"/>
             <w:tcMar>
               <w:top w:w="60" w:type="dxa"/>
               <w:bottom w:w="60" w:type="dxa"/>
@@ -2648,7 +2588,7 @@
       <w:tr>
         <w:tc>
           <w:tcPr>
-            <w:tcW w:type="dxa" w:w="2766"/>
+            <w:tcW w:type="dxa" w:w="2409"/>
             <w:tcMar>
               <w:top w:w="60" w:type="dxa"/>
               <w:bottom w:w="60" w:type="dxa"/>
@@ -2674,7 +2614,7 @@
         </w:tc>
         <w:tc>
           <w:tcPr>
-            <w:tcW w:type="dxa" w:w="1517"/>
+            <w:tcW w:type="dxa" w:w="2565"/>
             <w:tcMar>
               <w:top w:w="60" w:type="dxa"/>
               <w:bottom w:w="60" w:type="dxa"/>
@@ -2691,13 +2631,13 @@
               <w:rPr>
                 <w:sz w:val="19"/>
               </w:rPr>
-              <w:t>Recorder</w:t>
+              <w:t>Recorder (hidden in this release)</w:t>
             </w:r>
           </w:p>
         </w:tc>
         <w:tc>
           <w:tcPr>
-            <w:tcW w:type="dxa" w:w="5354"/>
+            <w:tcW w:type="dxa" w:w="4664"/>
             <w:tcMar>
               <w:top w:w="60" w:type="dxa"/>
               <w:bottom w:w="60" w:type="dxa"/>
@@ -2730,7 +2670,7 @@
       <w:tr>
         <w:tc>
           <w:tcPr>
-            <w:tcW w:type="dxa" w:w="2766"/>
+            <w:tcW w:type="dxa" w:w="2409"/>
             <w:tcMar>
               <w:top w:w="60" w:type="dxa"/>
               <w:bottom w:w="60" w:type="dxa"/>
@@ -2755,7 +2695,7 @@
         </w:tc>
         <w:tc>
           <w:tcPr>
-            <w:tcW w:type="dxa" w:w="1517"/>
+            <w:tcW w:type="dxa" w:w="2565"/>
             <w:tcMar>
               <w:top w:w="60" w:type="dxa"/>
               <w:bottom w:w="60" w:type="dxa"/>
@@ -2771,13 +2711,13 @@
               <w:rPr>
                 <w:sz w:val="19"/>
               </w:rPr>
-              <w:t>Recorder</w:t>
+              <w:t>Recorder (hidden in this release)</w:t>
             </w:r>
           </w:p>
         </w:tc>
         <w:tc>
           <w:tcPr>
-            <w:tcW w:type="dxa" w:w="5354"/>
+            <w:tcW w:type="dxa" w:w="4664"/>
             <w:tcMar>
               <w:top w:w="60" w:type="dxa"/>
               <w:bottom w:w="60" w:type="dxa"/>
@@ -2801,7 +2741,7 @@
       <w:tr>
         <w:tc>
           <w:tcPr>
-            <w:tcW w:type="dxa" w:w="2766"/>
+            <w:tcW w:type="dxa" w:w="2409"/>
             <w:tcMar>
               <w:top w:w="60" w:type="dxa"/>
               <w:bottom w:w="60" w:type="dxa"/>
@@ -2827,7 +2767,7 @@
         </w:tc>
         <w:tc>
           <w:tcPr>
-            <w:tcW w:type="dxa" w:w="1517"/>
+            <w:tcW w:type="dxa" w:w="2565"/>
             <w:tcMar>
               <w:top w:w="60" w:type="dxa"/>
               <w:bottom w:w="60" w:type="dxa"/>
@@ -2844,13 +2784,13 @@
               <w:rPr>
                 <w:sz w:val="19"/>
               </w:rPr>
-              <w:t>Recorder</w:t>
+              <w:t>Recorder (hidden in this release)</w:t>
             </w:r>
           </w:p>
         </w:tc>
         <w:tc>
           <w:tcPr>
-            <w:tcW w:type="dxa" w:w="5354"/>
+            <w:tcW w:type="dxa" w:w="4664"/>
             <w:tcMar>
               <w:top w:w="60" w:type="dxa"/>
               <w:bottom w:w="60" w:type="dxa"/>
@@ -2883,7 +2823,7 @@
       <w:tr>
         <w:tc>
           <w:tcPr>
-            <w:tcW w:type="dxa" w:w="2766"/>
+            <w:tcW w:type="dxa" w:w="2409"/>
             <w:tcMar>
               <w:top w:w="60" w:type="dxa"/>
               <w:bottom w:w="60" w:type="dxa"/>
@@ -2908,7 +2848,7 @@
         </w:tc>
         <w:tc>
           <w:tcPr>
-            <w:tcW w:type="dxa" w:w="1517"/>
+            <w:tcW w:type="dxa" w:w="2565"/>
             <w:tcMar>
               <w:top w:w="60" w:type="dxa"/>
               <w:bottom w:w="60" w:type="dxa"/>
@@ -2924,13 +2864,13 @@
               <w:rPr>
                 <w:sz w:val="19"/>
               </w:rPr>
-              <w:t>Recorder</w:t>
+              <w:t>Recorder (hidden in this release)</w:t>
             </w:r>
           </w:p>
         </w:tc>
         <w:tc>
           <w:tcPr>
-            <w:tcW w:type="dxa" w:w="5354"/>
+            <w:tcW w:type="dxa" w:w="4664"/>
             <w:tcMar>
               <w:top w:w="60" w:type="dxa"/>
               <w:bottom w:w="60" w:type="dxa"/>
@@ -2962,7 +2902,7 @@
       <w:tr>
         <w:tc>
           <w:tcPr>
-            <w:tcW w:type="dxa" w:w="2766"/>
+            <w:tcW w:type="dxa" w:w="2409"/>
             <w:tcMar>
               <w:top w:w="60" w:type="dxa"/>
               <w:bottom w:w="60" w:type="dxa"/>
@@ -2988,7 +2928,7 @@
         </w:tc>
         <w:tc>
           <w:tcPr>
-            <w:tcW w:type="dxa" w:w="1517"/>
+            <w:tcW w:type="dxa" w:w="2565"/>
             <w:tcMar>
               <w:top w:w="60" w:type="dxa"/>
               <w:bottom w:w="60" w:type="dxa"/>
@@ -3011,7 +2951,7 @@
         </w:tc>
         <w:tc>
           <w:tcPr>
-            <w:tcW w:type="dxa" w:w="5354"/>
+            <w:tcW w:type="dxa" w:w="4664"/>
             <w:tcMar>
               <w:top w:w="60" w:type="dxa"/>
               <w:bottom w:w="60" w:type="dxa"/>
@@ -3058,7 +2998,7 @@
       <w:tr>
         <w:tc>
           <w:tcPr>
-            <w:tcW w:type="dxa" w:w="2766"/>
+            <w:tcW w:type="dxa" w:w="2409"/>
             <w:tcMar>
               <w:top w:w="60" w:type="dxa"/>
               <w:bottom w:w="60" w:type="dxa"/>
@@ -3083,7 +3023,7 @@
         </w:tc>
         <w:tc>
           <w:tcPr>
-            <w:tcW w:type="dxa" w:w="1517"/>
+            <w:tcW w:type="dxa" w:w="2565"/>
             <w:tcMar>
               <w:top w:w="60" w:type="dxa"/>
               <w:bottom w:w="60" w:type="dxa"/>
@@ -3105,7 +3045,7 @@
         </w:tc>
         <w:tc>
           <w:tcPr>
-            <w:tcW w:type="dxa" w:w="5354"/>
+            <w:tcW w:type="dxa" w:w="4664"/>
             <w:tcMar>
               <w:top w:w="60" w:type="dxa"/>
               <w:bottom w:w="60" w:type="dxa"/>
@@ -3129,7 +3069,7 @@
       <w:tr>
         <w:tc>
           <w:tcPr>
-            <w:tcW w:type="dxa" w:w="2766"/>
+            <w:tcW w:type="dxa" w:w="2409"/>
             <w:tcMar>
               <w:top w:w="60" w:type="dxa"/>
               <w:bottom w:w="60" w:type="dxa"/>
@@ -3155,7 +3095,7 @@
         </w:tc>
         <w:tc>
           <w:tcPr>
-            <w:tcW w:type="dxa" w:w="1517"/>
+            <w:tcW w:type="dxa" w:w="2565"/>
             <w:tcMar>
               <w:top w:w="60" w:type="dxa"/>
               <w:bottom w:w="60" w:type="dxa"/>
@@ -3178,7 +3118,7 @@
         </w:tc>
         <w:tc>
           <w:tcPr>
-            <w:tcW w:type="dxa" w:w="5354"/>
+            <w:tcW w:type="dxa" w:w="4664"/>
             <w:tcMar>
               <w:top w:w="60" w:type="dxa"/>
               <w:bottom w:w="60" w:type="dxa"/>
@@ -5348,7 +5288,7 @@
         </w:trPr>
         <w:tc>
           <w:tcPr>
-            <w:tcW w:type="dxa" w:w="2559"/>
+            <w:tcW w:type="dxa" w:w="2514"/>
             <w:tcMar>
               <w:top w:w="60" w:type="dxa"/>
               <w:bottom w:w="60" w:type="dxa"/>
@@ -5373,7 +5313,7 @@
         </w:tc>
         <w:tc>
           <w:tcPr>
-            <w:tcW w:type="dxa" w:w="2218"/>
+            <w:tcW w:type="dxa" w:w="2179"/>
             <w:tcMar>
               <w:top w:w="60" w:type="dxa"/>
               <w:bottom w:w="60" w:type="dxa"/>
@@ -5398,7 +5338,7 @@
         </w:tc>
         <w:tc>
           <w:tcPr>
-            <w:tcW w:type="dxa" w:w="4862"/>
+            <w:tcW w:type="dxa" w:w="4945"/>
             <w:tcMar>
               <w:top w:w="60" w:type="dxa"/>
               <w:bottom w:w="60" w:type="dxa"/>
@@ -5425,7 +5365,7 @@
       <w:tr>
         <w:tc>
           <w:tcPr>
-            <w:tcW w:type="dxa" w:w="2559"/>
+            <w:tcW w:type="dxa" w:w="2514"/>
             <w:tcMar>
               <w:top w:w="60" w:type="dxa"/>
               <w:bottom w:w="60" w:type="dxa"/>
@@ -5489,7 +5429,7 @@
         </w:tc>
         <w:tc>
           <w:tcPr>
-            <w:tcW w:type="dxa" w:w="2218"/>
+            <w:tcW w:type="dxa" w:w="2179"/>
             <w:tcMar>
               <w:top w:w="60" w:type="dxa"/>
               <w:bottom w:w="60" w:type="dxa"/>
@@ -5511,7 +5451,7 @@
         </w:tc>
         <w:tc>
           <w:tcPr>
-            <w:tcW w:type="dxa" w:w="4862"/>
+            <w:tcW w:type="dxa" w:w="4945"/>
             <w:tcMar>
               <w:top w:w="60" w:type="dxa"/>
               <w:bottom w:w="60" w:type="dxa"/>
@@ -5535,7 +5475,7 @@
       <w:tr>
         <w:tc>
           <w:tcPr>
-            <w:tcW w:type="dxa" w:w="2559"/>
+            <w:tcW w:type="dxa" w:w="2514"/>
             <w:tcMar>
               <w:top w:w="60" w:type="dxa"/>
               <w:bottom w:w="60" w:type="dxa"/>
@@ -5561,7 +5501,7 @@
         </w:tc>
         <w:tc>
           <w:tcPr>
-            <w:tcW w:type="dxa" w:w="2218"/>
+            <w:tcW w:type="dxa" w:w="2179"/>
             <w:tcMar>
               <w:top w:w="60" w:type="dxa"/>
               <w:bottom w:w="60" w:type="dxa"/>
@@ -5584,7 +5524,7 @@
         </w:tc>
         <w:tc>
           <w:tcPr>
-            <w:tcW w:type="dxa" w:w="4862"/>
+            <w:tcW w:type="dxa" w:w="4945"/>
             <w:tcMar>
               <w:top w:w="60" w:type="dxa"/>
               <w:bottom w:w="60" w:type="dxa"/>
@@ -5609,7 +5549,7 @@
       <w:tr>
         <w:tc>
           <w:tcPr>
-            <w:tcW w:type="dxa" w:w="2559"/>
+            <w:tcW w:type="dxa" w:w="2514"/>
             <w:tcMar>
               <w:top w:w="60" w:type="dxa"/>
               <w:bottom w:w="60" w:type="dxa"/>
@@ -5634,7 +5574,7 @@
         </w:tc>
         <w:tc>
           <w:tcPr>
-            <w:tcW w:type="dxa" w:w="2218"/>
+            <w:tcW w:type="dxa" w:w="2179"/>
             <w:tcMar>
               <w:top w:w="60" w:type="dxa"/>
               <w:bottom w:w="60" w:type="dxa"/>
@@ -5656,7 +5596,7 @@
         </w:tc>
         <w:tc>
           <w:tcPr>
-            <w:tcW w:type="dxa" w:w="4862"/>
+            <w:tcW w:type="dxa" w:w="4945"/>
             <w:tcMar>
               <w:top w:w="60" w:type="dxa"/>
               <w:bottom w:w="60" w:type="dxa"/>
@@ -5680,7 +5620,7 @@
       <w:tr>
         <w:tc>
           <w:tcPr>
-            <w:tcW w:type="dxa" w:w="2559"/>
+            <w:tcW w:type="dxa" w:w="2514"/>
             <w:tcMar>
               <w:top w:w="60" w:type="dxa"/>
               <w:bottom w:w="60" w:type="dxa"/>
@@ -5706,7 +5646,7 @@
         </w:tc>
         <w:tc>
           <w:tcPr>
-            <w:tcW w:type="dxa" w:w="2218"/>
+            <w:tcW w:type="dxa" w:w="2179"/>
             <w:tcMar>
               <w:top w:w="60" w:type="dxa"/>
               <w:bottom w:w="60" w:type="dxa"/>
@@ -5729,7 +5669,7 @@
         </w:tc>
         <w:tc>
           <w:tcPr>
-            <w:tcW w:type="dxa" w:w="4862"/>
+            <w:tcW w:type="dxa" w:w="4945"/>
             <w:tcMar>
               <w:top w:w="60" w:type="dxa"/>
               <w:bottom w:w="60" w:type="dxa"/>
@@ -5754,7 +5694,7 @@
       <w:tr>
         <w:tc>
           <w:tcPr>
-            <w:tcW w:type="dxa" w:w="2559"/>
+            <w:tcW w:type="dxa" w:w="2514"/>
             <w:tcMar>
               <w:top w:w="60" w:type="dxa"/>
               <w:bottom w:w="60" w:type="dxa"/>
@@ -5779,7 +5719,7 @@
         </w:tc>
         <w:tc>
           <w:tcPr>
-            <w:tcW w:type="dxa" w:w="2218"/>
+            <w:tcW w:type="dxa" w:w="2179"/>
             <w:tcMar>
               <w:top w:w="60" w:type="dxa"/>
               <w:bottom w:w="60" w:type="dxa"/>
@@ -5801,7 +5741,7 @@
         </w:tc>
         <w:tc>
           <w:tcPr>
-            <w:tcW w:type="dxa" w:w="4862"/>
+            <w:tcW w:type="dxa" w:w="4945"/>
             <w:tcMar>
               <w:top w:w="60" w:type="dxa"/>
               <w:bottom w:w="60" w:type="dxa"/>
@@ -5817,7 +5757,7 @@
               <w:rPr>
                 <w:sz w:val="19"/>
               </w:rPr>
-              <w:t>Desktop notifications (alerts, recorder)</w:t>
+              <w:t>Desktop notifications (alerts)</w:t>
             </w:r>
           </w:p>
         </w:tc>
@@ -5825,7 +5765,7 @@
       <w:tr>
         <w:tc>
           <w:tcPr>
-            <w:tcW w:type="dxa" w:w="2559"/>
+            <w:tcW w:type="dxa" w:w="2514"/>
             <w:tcMar>
               <w:top w:w="60" w:type="dxa"/>
               <w:bottom w:w="60" w:type="dxa"/>
@@ -5851,7 +5791,7 @@
         </w:tc>
         <w:tc>
           <w:tcPr>
-            <w:tcW w:type="dxa" w:w="2218"/>
+            <w:tcW w:type="dxa" w:w="2179"/>
             <w:tcMar>
               <w:top w:w="60" w:type="dxa"/>
               <w:bottom w:w="60" w:type="dxa"/>
@@ -5874,7 +5814,7 @@
         </w:tc>
         <w:tc>
           <w:tcPr>
-            <w:tcW w:type="dxa" w:w="4862"/>
+            <w:tcW w:type="dxa" w:w="4945"/>
             <w:tcMar>
               <w:top w:w="60" w:type="dxa"/>
               <w:bottom w:w="60" w:type="dxa"/>
@@ -5891,7 +5831,7 @@
               <w:rPr>
                 <w:sz w:val="19"/>
               </w:rPr>
-              <w:t>Recorder hotkeys</w:t>
+              <w:t>Recorder hotkeys (recorder hidden in this release)</w:t>
             </w:r>
           </w:p>
         </w:tc>
@@ -5899,7 +5839,7 @@
       <w:tr>
         <w:tc>
           <w:tcPr>
-            <w:tcW w:type="dxa" w:w="2559"/>
+            <w:tcW w:type="dxa" w:w="2514"/>
             <w:tcMar>
               <w:top w:w="60" w:type="dxa"/>
               <w:bottom w:w="60" w:type="dxa"/>
@@ -5924,7 +5864,7 @@
         </w:tc>
         <w:tc>
           <w:tcPr>
-            <w:tcW w:type="dxa" w:w="2218"/>
+            <w:tcW w:type="dxa" w:w="2179"/>
             <w:tcMar>
               <w:top w:w="60" w:type="dxa"/>
               <w:bottom w:w="60" w:type="dxa"/>
@@ -5946,7 +5886,7 @@
         </w:tc>
         <w:tc>
           <w:tcPr>
-            <w:tcW w:type="dxa" w:w="4862"/>
+            <w:tcW w:type="dxa" w:w="4945"/>
             <w:tcMar>
               <w:top w:w="60" w:type="dxa"/>
               <w:bottom w:w="60" w:type="dxa"/>
@@ -5970,7 +5910,7 @@
       <w:tr>
         <w:tc>
           <w:tcPr>
-            <w:tcW w:type="dxa" w:w="2559"/>
+            <w:tcW w:type="dxa" w:w="2514"/>
             <w:tcMar>
               <w:top w:w="60" w:type="dxa"/>
               <w:bottom w:w="60" w:type="dxa"/>
@@ -5996,7 +5936,7 @@
         </w:tc>
         <w:tc>
           <w:tcPr>
-            <w:tcW w:type="dxa" w:w="2218"/>
+            <w:tcW w:type="dxa" w:w="2179"/>
             <w:tcMar>
               <w:top w:w="60" w:type="dxa"/>
               <w:bottom w:w="60" w:type="dxa"/>
@@ -6019,7 +5959,7 @@
         </w:tc>
         <w:tc>
           <w:tcPr>
-            <w:tcW w:type="dxa" w:w="4862"/>
+            <w:tcW w:type="dxa" w:w="4945"/>
             <w:tcMar>
               <w:top w:w="60" w:type="dxa"/>
               <w:bottom w:w="60" w:type="dxa"/>
@@ -6044,7 +5984,7 @@
       <w:tr>
         <w:tc>
           <w:tcPr>
-            <w:tcW w:type="dxa" w:w="2559"/>
+            <w:tcW w:type="dxa" w:w="2514"/>
             <w:tcMar>
               <w:top w:w="60" w:type="dxa"/>
               <w:bottom w:w="60" w:type="dxa"/>
@@ -6069,7 +6009,7 @@
         </w:tc>
         <w:tc>
           <w:tcPr>
-            <w:tcW w:type="dxa" w:w="2218"/>
+            <w:tcW w:type="dxa" w:w="2179"/>
             <w:tcMar>
               <w:top w:w="60" w:type="dxa"/>
               <w:bottom w:w="60" w:type="dxa"/>
@@ -6091,7 +6031,7 @@
         </w:tc>
         <w:tc>
           <w:tcPr>
-            <w:tcW w:type="dxa" w:w="4862"/>
+            <w:tcW w:type="dxa" w:w="4945"/>
             <w:tcMar>
               <w:top w:w="60" w:type="dxa"/>
               <w:bottom w:w="60" w:type="dxa"/>
@@ -6115,7 +6055,7 @@
       <w:tr>
         <w:tc>
           <w:tcPr>
-            <w:tcW w:type="dxa" w:w="2559"/>
+            <w:tcW w:type="dxa" w:w="2514"/>
             <w:tcMar>
               <w:top w:w="60" w:type="dxa"/>
               <w:bottom w:w="60" w:type="dxa"/>
@@ -6141,7 +6081,7 @@
         </w:tc>
         <w:tc>
           <w:tcPr>
-            <w:tcW w:type="dxa" w:w="2218"/>
+            <w:tcW w:type="dxa" w:w="2179"/>
             <w:tcMar>
               <w:top w:w="60" w:type="dxa"/>
               <w:bottom w:w="60" w:type="dxa"/>
@@ -6164,7 +6104,7 @@
         </w:tc>
         <w:tc>
           <w:tcPr>
-            <w:tcW w:type="dxa" w:w="4862"/>
+            <w:tcW w:type="dxa" w:w="4945"/>
             <w:tcMar>
               <w:top w:w="60" w:type="dxa"/>
               <w:bottom w:w="60" w:type="dxa"/>
@@ -6233,7 +6173,7 @@
       <w:tr>
         <w:tc>
           <w:tcPr>
-            <w:tcW w:type="dxa" w:w="2559"/>
+            <w:tcW w:type="dxa" w:w="2514"/>
             <w:tcMar>
               <w:top w:w="60" w:type="dxa"/>
               <w:bottom w:w="60" w:type="dxa"/>
@@ -6258,7 +6198,7 @@
         </w:tc>
         <w:tc>
           <w:tcPr>
-            <w:tcW w:type="dxa" w:w="2218"/>
+            <w:tcW w:type="dxa" w:w="2179"/>
             <w:tcMar>
               <w:top w:w="60" w:type="dxa"/>
               <w:bottom w:w="60" w:type="dxa"/>
@@ -6280,7 +6220,7 @@
         </w:tc>
         <w:tc>
           <w:tcPr>
-            <w:tcW w:type="dxa" w:w="4862"/>
+            <w:tcW w:type="dxa" w:w="4945"/>
             <w:tcMar>
               <w:top w:w="60" w:type="dxa"/>
               <w:bottom w:w="60" w:type="dxa"/>
@@ -6304,7 +6244,7 @@
       <w:tr>
         <w:tc>
           <w:tcPr>
-            <w:tcW w:type="dxa" w:w="2559"/>
+            <w:tcW w:type="dxa" w:w="2514"/>
             <w:tcMar>
               <w:top w:w="60" w:type="dxa"/>
               <w:bottom w:w="60" w:type="dxa"/>
@@ -6330,7 +6270,7 @@
         </w:tc>
         <w:tc>
           <w:tcPr>
-            <w:tcW w:type="dxa" w:w="2218"/>
+            <w:tcW w:type="dxa" w:w="2179"/>
             <w:tcMar>
               <w:top w:w="60" w:type="dxa"/>
               <w:bottom w:w="60" w:type="dxa"/>
@@ -6353,7 +6293,7 @@
         </w:tc>
         <w:tc>
           <w:tcPr>
-            <w:tcW w:type="dxa" w:w="4862"/>
+            <w:tcW w:type="dxa" w:w="4945"/>
             <w:tcMar>
               <w:top w:w="60" w:type="dxa"/>
               <w:bottom w:w="60" w:type="dxa"/>
@@ -6378,7 +6318,7 @@
       <w:tr>
         <w:tc>
           <w:tcPr>
-            <w:tcW w:type="dxa" w:w="2559"/>
+            <w:tcW w:type="dxa" w:w="2514"/>
             <w:tcMar>
               <w:top w:w="60" w:type="dxa"/>
               <w:bottom w:w="60" w:type="dxa"/>
@@ -6403,7 +6343,7 @@
         </w:tc>
         <w:tc>
           <w:tcPr>
-            <w:tcW w:type="dxa" w:w="2218"/>
+            <w:tcW w:type="dxa" w:w="2179"/>
             <w:tcMar>
               <w:top w:w="60" w:type="dxa"/>
               <w:bottom w:w="60" w:type="dxa"/>
@@ -6425,7 +6365,7 @@
         </w:tc>
         <w:tc>
           <w:tcPr>
-            <w:tcW w:type="dxa" w:w="4862"/>
+            <w:tcW w:type="dxa" w:w="4945"/>
             <w:tcMar>
               <w:top w:w="60" w:type="dxa"/>
               <w:bottom w:w="60" w:type="dxa"/>
@@ -6449,7 +6389,7 @@
       <w:tr>
         <w:tc>
           <w:tcPr>
-            <w:tcW w:type="dxa" w:w="2559"/>
+            <w:tcW w:type="dxa" w:w="2514"/>
             <w:tcMar>
               <w:top w:w="60" w:type="dxa"/>
               <w:bottom w:w="60" w:type="dxa"/>
@@ -6475,7 +6415,7 @@
         </w:tc>
         <w:tc>
           <w:tcPr>
-            <w:tcW w:type="dxa" w:w="2218"/>
+            <w:tcW w:type="dxa" w:w="2179"/>
             <w:tcMar>
               <w:top w:w="60" w:type="dxa"/>
               <w:bottom w:w="60" w:type="dxa"/>
@@ -6498,7 +6438,7 @@
         </w:tc>
         <w:tc>
           <w:tcPr>
-            <w:tcW w:type="dxa" w:w="4862"/>
+            <w:tcW w:type="dxa" w:w="4945"/>
             <w:tcMar>
               <w:top w:w="60" w:type="dxa"/>
               <w:bottom w:w="60" w:type="dxa"/>
@@ -6523,7 +6463,7 @@
       <w:tr>
         <w:tc>
           <w:tcPr>
-            <w:tcW w:type="dxa" w:w="2559"/>
+            <w:tcW w:type="dxa" w:w="2514"/>
             <w:tcMar>
               <w:top w:w="60" w:type="dxa"/>
               <w:bottom w:w="60" w:type="dxa"/>
@@ -6548,7 +6488,7 @@
         </w:tc>
         <w:tc>
           <w:tcPr>
-            <w:tcW w:type="dxa" w:w="2218"/>
+            <w:tcW w:type="dxa" w:w="2179"/>
             <w:tcMar>
               <w:top w:w="60" w:type="dxa"/>
               <w:bottom w:w="60" w:type="dxa"/>
@@ -6570,7 +6510,7 @@
         </w:tc>
         <w:tc>
           <w:tcPr>
-            <w:tcW w:type="dxa" w:w="4862"/>
+            <w:tcW w:type="dxa" w:w="4945"/>
             <w:tcMar>
               <w:top w:w="60" w:type="dxa"/>
               <w:bottom w:w="60" w:type="dxa"/>
@@ -6594,7 +6534,7 @@
       <w:tr>
         <w:tc>
           <w:tcPr>
-            <w:tcW w:type="dxa" w:w="2559"/>
+            <w:tcW w:type="dxa" w:w="2514"/>
             <w:tcMar>
               <w:top w:w="60" w:type="dxa"/>
               <w:bottom w:w="60" w:type="dxa"/>
@@ -6620,7 +6560,7 @@
         </w:tc>
         <w:tc>
           <w:tcPr>
-            <w:tcW w:type="dxa" w:w="2218"/>
+            <w:tcW w:type="dxa" w:w="2179"/>
             <w:tcMar>
               <w:top w:w="60" w:type="dxa"/>
               <w:bottom w:w="60" w:type="dxa"/>
@@ -6643,7 +6583,7 @@
         </w:tc>
         <w:tc>
           <w:tcPr>
-            <w:tcW w:type="dxa" w:w="4862"/>
+            <w:tcW w:type="dxa" w:w="4945"/>
             <w:tcMar>
               <w:top w:w="60" w:type="dxa"/>
               <w:bottom w:w="60" w:type="dxa"/>
@@ -6668,7 +6608,7 @@
       <w:tr>
         <w:tc>
           <w:tcPr>
-            <w:tcW w:type="dxa" w:w="2559"/>
+            <w:tcW w:type="dxa" w:w="2514"/>
             <w:tcMar>
               <w:top w:w="60" w:type="dxa"/>
               <w:bottom w:w="60" w:type="dxa"/>
@@ -6693,7 +6633,7 @@
         </w:tc>
         <w:tc>
           <w:tcPr>
-            <w:tcW w:type="dxa" w:w="2218"/>
+            <w:tcW w:type="dxa" w:w="2179"/>
             <w:tcMar>
               <w:top w:w="60" w:type="dxa"/>
               <w:bottom w:w="60" w:type="dxa"/>
@@ -6729,7 +6669,7 @@
         </w:tc>
         <w:tc>
           <w:tcPr>
-            <w:tcW w:type="dxa" w:w="4862"/>
+            <w:tcW w:type="dxa" w:w="4945"/>
             <w:tcMar>
               <w:top w:w="60" w:type="dxa"/>
               <w:bottom w:w="60" w:type="dxa"/>
@@ -6745,7 +6685,7 @@
               <w:rPr>
                 <w:sz w:val="19"/>
               </w:rPr>
-              <w:t>Screen recorder pipelines</w:t>
+              <w:t>Screen recorder pipelines (recorder hidden in this release)</w:t>
             </w:r>
           </w:p>
         </w:tc>
@@ -6753,7 +6693,7 @@
       <w:tr>
         <w:tc>
           <w:tcPr>
-            <w:tcW w:type="dxa" w:w="2559"/>
+            <w:tcW w:type="dxa" w:w="2514"/>
             <w:tcMar>
               <w:top w:w="60" w:type="dxa"/>
               <w:bottom w:w="60" w:type="dxa"/>
@@ -6795,7 +6735,7 @@
         </w:tc>
         <w:tc>
           <w:tcPr>
-            <w:tcW w:type="dxa" w:w="2218"/>
+            <w:tcW w:type="dxa" w:w="2179"/>
             <w:tcMar>
               <w:top w:w="60" w:type="dxa"/>
               <w:bottom w:w="60" w:type="dxa"/>
@@ -6818,7 +6758,7 @@
         </w:tc>
         <w:tc>
           <w:tcPr>
-            <w:tcW w:type="dxa" w:w="4862"/>
+            <w:tcW w:type="dxa" w:w="4945"/>
             <w:tcMar>
               <w:top w:w="60" w:type="dxa"/>
               <w:bottom w:w="60" w:type="dxa"/>
@@ -6843,7 +6783,7 @@
       <w:tr>
         <w:tc>
           <w:tcPr>
-            <w:tcW w:type="dxa" w:w="2559"/>
+            <w:tcW w:type="dxa" w:w="2514"/>
             <w:tcMar>
               <w:top w:w="60" w:type="dxa"/>
               <w:bottom w:w="60" w:type="dxa"/>
@@ -6868,7 +6808,7 @@
         </w:tc>
         <w:tc>
           <w:tcPr>
-            <w:tcW w:type="dxa" w:w="2218"/>
+            <w:tcW w:type="dxa" w:w="2179"/>
             <w:tcMar>
               <w:top w:w="60" w:type="dxa"/>
               <w:bottom w:w="60" w:type="dxa"/>
@@ -6890,7 +6830,7 @@
         </w:tc>
         <w:tc>
           <w:tcPr>
-            <w:tcW w:type="dxa" w:w="4862"/>
+            <w:tcW w:type="dxa" w:w="4945"/>
             <w:tcMar>
               <w:top w:w="60" w:type="dxa"/>
               <w:bottom w:w="60" w:type="dxa"/>
@@ -6914,7 +6854,7 @@
       <w:tr>
         <w:tc>
           <w:tcPr>
-            <w:tcW w:type="dxa" w:w="2559"/>
+            <w:tcW w:type="dxa" w:w="2514"/>
             <w:tcMar>
               <w:top w:w="60" w:type="dxa"/>
               <w:bottom w:w="60" w:type="dxa"/>
@@ -6956,7 +6896,7 @@
         </w:tc>
         <w:tc>
           <w:tcPr>
-            <w:tcW w:type="dxa" w:w="2218"/>
+            <w:tcW w:type="dxa" w:w="2179"/>
             <w:tcMar>
               <w:top w:w="60" w:type="dxa"/>
               <w:bottom w:w="60" w:type="dxa"/>
@@ -6979,7 +6919,7 @@
         </w:tc>
         <w:tc>
           <w:tcPr>
-            <w:tcW w:type="dxa" w:w="4862"/>
+            <w:tcW w:type="dxa" w:w="4945"/>
             <w:tcMar>
               <w:top w:w="60" w:type="dxa"/>
               <w:bottom w:w="60" w:type="dxa"/>
@@ -8399,54 +8339,6 @@
           </w:p>
         </w:tc>
       </w:tr>
-      <w:tr>
-        <w:tc>
-          <w:tcPr>
-            <w:tcW w:type="dxa" w:w="4819"/>
-            <w:tcMar>
-              <w:top w:w="60" w:type="dxa"/>
-              <w:bottom w:w="60" w:type="dxa"/>
-              <w:start w:w="100" w:type="dxa"/>
-              <w:end w:w="100" w:type="dxa"/>
-            </w:tcMar>
-          </w:tcPr>
-          <w:p>
-            <w:pPr>
-              <w:spacing w:after="0" w:line="252" w:lineRule="auto"/>
-            </w:pPr>
-            <w:r>
-              <w:rPr>
-                <w:rFonts w:ascii="Consolas" w:hAnsi="Consolas"/>
-                <w:sz w:val="17"/>
-                <w:shd w:val="clear" w:fill="EEF1F5"/>
-              </w:rPr>
-              <w:t>cargo run -p syspulse-core --example rec_check -- sources</w:t>
-            </w:r>
-          </w:p>
-        </w:tc>
-        <w:tc>
-          <w:tcPr>
-            <w:tcW w:type="dxa" w:w="4819"/>
-            <w:tcMar>
-              <w:top w:w="60" w:type="dxa"/>
-              <w:bottom w:w="60" w:type="dxa"/>
-              <w:start w:w="100" w:type="dxa"/>
-              <w:end w:w="100" w:type="dxa"/>
-            </w:tcMar>
-          </w:tcPr>
-          <w:p>
-            <w:pPr>
-              <w:spacing w:after="0" w:line="252" w:lineRule="auto"/>
-            </w:pPr>
-            <w:r>
-              <w:rPr>
-                <w:sz w:val="19"/>
-              </w:rPr>
-              <w:t>List monitors, windows, audio devices and working encoders</w:t>
-            </w:r>
-          </w:p>
-        </w:tc>
-      </w:tr>
     </w:tbl>
     <w:p>
       <w:pPr>
@@ -8824,7 +8716,7 @@
                 <w:b/>
                 <w:sz w:val="19"/>
               </w:rPr>
-              <w:t>Screen recorder</w:t>
+              <w:t>Tray menu</w:t>
             </w:r>
           </w:p>
         </w:tc>
@@ -8847,7 +8739,20 @@
               <w:rPr>
                 <w:sz w:val="19"/>
               </w:rPr>
-              <w:t>Use an X11 session ("Ubuntu on Xorg" on the login screen)</w:t>
+              <w:t xml:space="preserve">Ubuntu shows it by default. On other GNOME setups, enable the </w:t>
+            </w:r>
+            <w:r>
+              <w:rPr>
+                <w:i/>
+                <w:sz w:val="19"/>
+              </w:rPr>
+              <w:t>AppIndicator and KStatusNotifierItem Support</w:t>
+            </w:r>
+            <w:r>
+              <w:rPr>
+                <w:sz w:val="19"/>
+              </w:rPr>
+              <w:t xml:space="preserve"> extension</w:t>
             </w:r>
           </w:p>
         </w:tc>
@@ -8872,7 +8777,7 @@
                 <w:b/>
                 <w:sz w:val="19"/>
               </w:rPr>
-              <w:t>Tray menu</w:t>
+              <w:t>NVIDIA metrics</w:t>
             </w:r>
           </w:p>
         </w:tc>
@@ -8885,68 +8790,6 @@
               <w:start w:w="100" w:type="dxa"/>
               <w:end w:w="100" w:type="dxa"/>
             </w:tcMar>
-          </w:tcPr>
-          <w:p>
-            <w:pPr>
-              <w:spacing w:after="0" w:line="252" w:lineRule="auto"/>
-            </w:pPr>
-            <w:r>
-              <w:rPr>
-                <w:sz w:val="19"/>
-              </w:rPr>
-              <w:t xml:space="preserve">Ubuntu shows it by default. On other GNOME setups, enable the </w:t>
-            </w:r>
-            <w:r>
-              <w:rPr>
-                <w:i/>
-                <w:sz w:val="19"/>
-              </w:rPr>
-              <w:t>AppIndicator and KStatusNotifierItem Support</w:t>
-            </w:r>
-            <w:r>
-              <w:rPr>
-                <w:sz w:val="19"/>
-              </w:rPr>
-              <w:t xml:space="preserve"> extension</w:t>
-            </w:r>
-          </w:p>
-        </w:tc>
-      </w:tr>
-      <w:tr>
-        <w:tc>
-          <w:tcPr>
-            <w:tcW w:type="dxa" w:w="2914"/>
-            <w:tcMar>
-              <w:top w:w="60" w:type="dxa"/>
-              <w:bottom w:w="60" w:type="dxa"/>
-              <w:start w:w="100" w:type="dxa"/>
-              <w:end w:w="100" w:type="dxa"/>
-            </w:tcMar>
-            <w:shd w:val="clear" w:color="auto" w:fill="F3F6FB"/>
-          </w:tcPr>
-          <w:p>
-            <w:pPr>
-              <w:spacing w:after="0" w:line="252" w:lineRule="auto"/>
-            </w:pPr>
-            <w:r>
-              <w:rPr>
-                <w:b/>
-                <w:sz w:val="19"/>
-              </w:rPr>
-              <w:t>NVIDIA metrics</w:t>
-            </w:r>
-          </w:p>
-        </w:tc>
-        <w:tc>
-          <w:tcPr>
-            <w:tcW w:type="dxa" w:w="6724"/>
-            <w:tcMar>
-              <w:top w:w="60" w:type="dxa"/>
-              <w:bottom w:w="60" w:type="dxa"/>
-              <w:start w:w="100" w:type="dxa"/>
-              <w:end w:w="100" w:type="dxa"/>
-            </w:tcMar>
-            <w:shd w:val="clear" w:color="auto" w:fill="F3F6FB"/>
           </w:tcPr>
           <w:p>
             <w:pPr>
@@ -9134,7 +8977,7 @@
                 <w:sz w:val="17"/>
                 <w:shd w:val="clear" w:fill="EEF1F5"/>
               </w:rPr>
-              <w:t>~/.config/io.github.praneeth.syspulse/recorder.json</w:t>
+              <w:t>~/.config/io.github.praneeth.syspulse/packetforge.json</w:t>
             </w:r>
           </w:p>
         </w:tc>
@@ -9157,7 +9000,7 @@
               <w:rPr>
                 <w:sz w:val="19"/>
               </w:rPr>
-              <w:t>Recorder settings used by the hotkeys and tray</w:t>
+              <w:t>PacketForge macros, profiles and send history</w:t>
             </w:r>
           </w:p>
         </w:tc>
@@ -9183,7 +9026,7 @@
                 <w:sz w:val="17"/>
                 <w:shd w:val="clear" w:fill="EEF1F5"/>
               </w:rPr>
-              <w:t>~/.config/io.github.praneeth.syspulse/packetforge.json</w:t>
+              <w:t>~/.local/share/io.github.praneeth.syspulse/</w:t>
             </w:r>
           </w:p>
         </w:tc>
@@ -9205,106 +9048,7 @@
               <w:rPr>
                 <w:sz w:val="19"/>
               </w:rPr>
-              <w:t>PacketForge macros, profiles and send history</w:t>
-            </w:r>
-          </w:p>
-        </w:tc>
-      </w:tr>
-      <w:tr>
-        <w:tc>
-          <w:tcPr>
-            <w:tcW w:type="dxa" w:w="4819"/>
-            <w:tcMar>
-              <w:top w:w="60" w:type="dxa"/>
-              <w:bottom w:w="60" w:type="dxa"/>
-              <w:start w:w="100" w:type="dxa"/>
-              <w:end w:w="100" w:type="dxa"/>
-            </w:tcMar>
-            <w:shd w:val="clear" w:color="auto" w:fill="F3F6FB"/>
-          </w:tcPr>
-          <w:p>
-            <w:pPr>
-              <w:spacing w:after="0" w:line="252" w:lineRule="auto"/>
-            </w:pPr>
-            <w:r>
-              <w:rPr>
-                <w:rFonts w:ascii="Consolas" w:hAnsi="Consolas"/>
-                <w:sz w:val="17"/>
-                <w:shd w:val="clear" w:fill="EEF1F5"/>
-              </w:rPr>
-              <w:t>~/.local/share/io.github.praneeth.syspulse/</w:t>
-            </w:r>
-          </w:p>
-        </w:tc>
-        <w:tc>
-          <w:tcPr>
-            <w:tcW w:type="dxa" w:w="4819"/>
-            <w:tcMar>
-              <w:top w:w="60" w:type="dxa"/>
-              <w:bottom w:w="60" w:type="dxa"/>
-              <w:start w:w="100" w:type="dxa"/>
-              <w:end w:w="100" w:type="dxa"/>
-            </w:tcMar>
-            <w:shd w:val="clear" w:color="auto" w:fill="F3F6FB"/>
-          </w:tcPr>
-          <w:p>
-            <w:pPr>
-              <w:spacing w:after="0" w:line="252" w:lineRule="auto"/>
-            </w:pPr>
-            <w:r>
-              <w:rPr>
-                <w:sz w:val="19"/>
-              </w:rPr>
               <w:t>Web view storage (UI preferences)</w:t>
-            </w:r>
-          </w:p>
-        </w:tc>
-      </w:tr>
-      <w:tr>
-        <w:tc>
-          <w:tcPr>
-            <w:tcW w:type="dxa" w:w="4819"/>
-            <w:tcMar>
-              <w:top w:w="60" w:type="dxa"/>
-              <w:bottom w:w="60" w:type="dxa"/>
-              <w:start w:w="100" w:type="dxa"/>
-              <w:end w:w="100" w:type="dxa"/>
-            </w:tcMar>
-          </w:tcPr>
-          <w:p>
-            <w:pPr>
-              <w:spacing w:after="0" w:line="252" w:lineRule="auto"/>
-            </w:pPr>
-            <w:r>
-              <w:rPr>
-                <w:rFonts w:ascii="Consolas" w:hAnsi="Consolas"/>
-                <w:b/>
-                <w:sz w:val="17"/>
-                <w:shd w:val="clear" w:fill="EEF1F5"/>
-              </w:rPr>
-              <w:t>~/Videos/SysPulse/</w:t>
-            </w:r>
-          </w:p>
-        </w:tc>
-        <w:tc>
-          <w:tcPr>
-            <w:tcW w:type="dxa" w:w="4819"/>
-            <w:tcMar>
-              <w:top w:w="60" w:type="dxa"/>
-              <w:bottom w:w="60" w:type="dxa"/>
-              <w:start w:w="100" w:type="dxa"/>
-              <w:end w:w="100" w:type="dxa"/>
-            </w:tcMar>
-          </w:tcPr>
-          <w:p>
-            <w:pPr>
-              <w:spacing w:after="0" w:line="252" w:lineRule="auto"/>
-            </w:pPr>
-            <w:r>
-              <w:rPr>
-                <w:sz w:val="19"/>
-              </w:rPr>
-              <w:t>Screen recordings (default, changeable)</w:t>
             </w:r>
           </w:p>
         </w:tc>
@@ -9662,22 +9406,6 @@
       </w:pPr>
     </w:p>
     <w:p>
-      <w:r>
-        <w:t xml:space="preserve">Recordings in </w:t>
-      </w:r>
-      <w:r>
-        <w:rPr>
-          <w:rFonts w:ascii="Consolas" w:hAnsi="Consolas"/>
-          <w:sz w:val="19"/>
-          <w:shd w:val="clear" w:fill="EEF1F5"/>
-        </w:rPr>
-        <w:t>~/Videos/SysPulse</w:t>
-      </w:r>
-      <w:r>
-        <w:t xml:space="preserve"> are not removed.</w:t>
-      </w:r>
-    </w:p>
-    <w:p>
       <w:bookmarkStart w:id="19" w:name="sec19"/>
       <w:pPr>
         <w:pStyle w:val="Heading1"/>
@@ -9984,10 +9712,17 @@
             </w:pPr>
             <w:r>
               <w:rPr>
-                <w:b/>
                 <w:sz w:val="19"/>
               </w:rPr>
-              <w:t>Recorder: "No working GPU encoder"</w:t>
+              <w:t xml:space="preserve">PacketForge: "permission denied" on </w:t>
+            </w:r>
+            <w:r>
+              <w:rPr>
+                <w:rFonts w:ascii="Consolas" w:hAnsi="Consolas"/>
+                <w:sz w:val="17"/>
+                <w:shd w:val="clear" w:fill="EEF1F5"/>
+              </w:rPr>
+              <w:t>/dev/ttyUSB0</w:t>
             </w:r>
           </w:p>
         </w:tc>
@@ -10010,7 +9745,7 @@
               <w:rPr>
                 <w:sz w:val="19"/>
               </w:rPr>
-              <w:t xml:space="preserve">GStreamer 1.20's NVENC plugin does not support NVIDIA drivers ≥ 5xx. The CPU encoder (x264) is used automatically. Install </w:t>
+              <w:t xml:space="preserve">Not in </w:t>
             </w:r>
             <w:r>
               <w:rPr>
@@ -10018,13 +9753,26 @@
                 <w:sz w:val="17"/>
                 <w:shd w:val="clear" w:fill="EEF1F5"/>
               </w:rPr>
-              <w:t>gstreamer1.0-vaapi</w:t>
+              <w:t>dialout</w:t>
             </w:r>
             <w:r>
               <w:rPr>
                 <w:sz w:val="19"/>
               </w:rPr>
-              <w:t xml:space="preserve"> for Intel/AMD hardware encoding</w:t>
+              <w:t xml:space="preserve">; use </w:t>
+            </w:r>
+            <w:r>
+              <w:rPr>
+                <w:b/>
+                <w:sz w:val="19"/>
+              </w:rPr>
+              <w:t>Grant serial access</w:t>
+            </w:r>
+            <w:r>
+              <w:rPr>
+                <w:sz w:val="19"/>
+              </w:rPr>
+              <w:t>, then log out and in</w:t>
             </w:r>
           </w:p>
         </w:tc>
@@ -10046,10 +9794,22 @@
             </w:pPr>
             <w:r>
               <w:rPr>
+                <w:sz w:val="19"/>
+              </w:rPr>
+              <w:t xml:space="preserve">NetLens: </w:t>
+            </w:r>
+            <w:r>
+              <w:rPr>
                 <w:b/>
                 <w:sz w:val="19"/>
               </w:rPr>
-              <w:t>Recording has no sound, or only hiss</w:t>
+              <w:t>Start capture</w:t>
+            </w:r>
+            <w:r>
+              <w:rPr>
+                <w:sz w:val="19"/>
+              </w:rPr>
+              <w:t xml:space="preserve"> is greyed out</w:t>
             </w:r>
           </w:p>
         </w:tc>
@@ -10071,20 +9831,34 @@
               <w:rPr>
                 <w:sz w:val="19"/>
               </w:rPr>
-              <w:t xml:space="preserve">Choose </w:t>
+              <w:t xml:space="preserve">Capture permission not granted yet: click </w:t>
             </w:r>
             <w:r>
               <w:rPr>
                 <w:b/>
                 <w:sz w:val="19"/>
               </w:rPr>
-              <w:t>System sound → Follow current output</w:t>
+              <w:t>Grant capture permission</w:t>
             </w:r>
             <w:r>
               <w:rPr>
                 <w:sz w:val="19"/>
               </w:rPr>
-              <w:t>. A "not plugged in" microphone (e.g. headset jack) records only hiss; untick Microphone or pick a connected one</w:t>
+              <w:t xml:space="preserve">. In a development build, rebuilding </w:t>
+            </w:r>
+            <w:r>
+              <w:rPr>
+                <w:rFonts w:ascii="Consolas" w:hAnsi="Consolas"/>
+                <w:sz w:val="17"/>
+                <w:shd w:val="clear" w:fill="EEF1F5"/>
+              </w:rPr>
+              <w:t>syspulse-capture</w:t>
+            </w:r>
+            <w:r>
+              <w:rPr>
+                <w:sz w:val="19"/>
+              </w:rPr>
+              <w:t xml:space="preserve"> removes the permission; grant it again</w:t>
             </w:r>
           </w:p>
         </w:tc>
@@ -10110,7 +9884,7 @@
                 <w:b/>
                 <w:sz w:val="19"/>
               </w:rPr>
-              <w:t>Recorder refuses to start on Wayland</w:t>
+              <w:t>NetLens: capture filter field disabled</w:t>
             </w:r>
           </w:p>
         </w:tc>
@@ -10131,9 +9905,31 @@
             </w:pPr>
             <w:r>
               <w:rPr>
+                <w:rFonts w:ascii="Consolas" w:hAnsi="Consolas"/>
+                <w:sz w:val="17"/>
+                <w:shd w:val="clear" w:fill="EEF1F5"/>
+              </w:rPr>
+              <w:t>libpcap0.8</w:t>
+            </w:r>
+            <w:r>
+              <w:rPr>
                 <w:sz w:val="19"/>
               </w:rPr>
-              <w:t>Log in with "Ubuntu on Xorg"; Wayland support is planned</w:t>
+              <w:t xml:space="preserve"> missing: </w:t>
+            </w:r>
+            <w:r>
+              <w:rPr>
+                <w:rFonts w:ascii="Consolas" w:hAnsi="Consolas"/>
+                <w:sz w:val="17"/>
+                <w:shd w:val="clear" w:fill="EEF1F5"/>
+              </w:rPr>
+              <w:t>sudo apt install libpcap0.8</w:t>
+            </w:r>
+            <w:r>
+              <w:rPr>
+                <w:sz w:val="19"/>
+              </w:rPr>
+              <w:t xml:space="preserve"> (display filters still work)</w:t>
             </w:r>
           </w:p>
         </w:tc>
@@ -10157,15 +9953,7 @@
               <w:rPr>
                 <w:sz w:val="19"/>
               </w:rPr>
-              <w:t xml:space="preserve">PacketForge: "permission denied" on </w:t>
-            </w:r>
-            <w:r>
-              <w:rPr>
-                <w:rFonts w:ascii="Consolas" w:hAnsi="Consolas"/>
-                <w:sz w:val="17"/>
-                <w:shd w:val="clear" w:fill="EEF1F5"/>
-              </w:rPr>
-              <w:t>/dev/ttyUSB0</w:t>
+              <w:t>NetLens: "Dropped" count in the status bar</w:t>
             </w:r>
           </w:p>
         </w:tc>
@@ -10187,34 +9975,7 @@
               <w:rPr>
                 <w:sz w:val="19"/>
               </w:rPr>
-              <w:t xml:space="preserve">Not in </w:t>
-            </w:r>
-            <w:r>
-              <w:rPr>
-                <w:rFonts w:ascii="Consolas" w:hAnsi="Consolas"/>
-                <w:sz w:val="17"/>
-                <w:shd w:val="clear" w:fill="EEF1F5"/>
-              </w:rPr>
-              <w:t>dialout</w:t>
-            </w:r>
-            <w:r>
-              <w:rPr>
-                <w:sz w:val="19"/>
-              </w:rPr>
-              <w:t xml:space="preserve">; use </w:t>
-            </w:r>
-            <w:r>
-              <w:rPr>
-                <w:b/>
-                <w:sz w:val="19"/>
-              </w:rPr>
-              <w:t>Grant serial access</w:t>
-            </w:r>
-            <w:r>
-              <w:rPr>
-                <w:sz w:val="19"/>
-              </w:rPr>
-              <w:t>, then log out and in</w:t>
+              <w:t>The PC could not keep up; use a capture filter or a smaller snap length (Capture options)</w:t>
             </w:r>
           </w:p>
         </w:tc>
@@ -10237,22 +9998,10 @@
             </w:pPr>
             <w:r>
               <w:rPr>
-                <w:sz w:val="19"/>
-              </w:rPr>
-              <w:t xml:space="preserve">NetLens: </w:t>
-            </w:r>
-            <w:r>
-              <w:rPr>
                 <w:b/>
                 <w:sz w:val="19"/>
               </w:rPr>
-              <w:t>Start capture</w:t>
-            </w:r>
-            <w:r>
-              <w:rPr>
-                <w:sz w:val="19"/>
-              </w:rPr>
-              <w:t xml:space="preserve"> is greyed out</w:t>
+              <w:t>NetLens: no RTP streams for a camera</w:t>
             </w:r>
           </w:p>
         </w:tc>
@@ -10275,34 +10024,20 @@
               <w:rPr>
                 <w:sz w:val="19"/>
               </w:rPr>
-              <w:t xml:space="preserve">Capture permission not granted yet: click </w:t>
+              <w:t xml:space="preserve">Start capturing </w:t>
             </w:r>
             <w:r>
               <w:rPr>
                 <w:b/>
                 <w:sz w:val="19"/>
               </w:rPr>
-              <w:t>Grant capture permission</w:t>
+              <w:t>before</w:t>
             </w:r>
             <w:r>
               <w:rPr>
                 <w:sz w:val="19"/>
               </w:rPr>
-              <w:t xml:space="preserve">. In a development build, rebuilding </w:t>
-            </w:r>
-            <w:r>
-              <w:rPr>
-                <w:rFonts w:ascii="Consolas" w:hAnsi="Consolas"/>
-                <w:sz w:val="17"/>
-                <w:shd w:val="clear" w:fill="EEF1F5"/>
-              </w:rPr>
-              <w:t>syspulse-capture</w:t>
-            </w:r>
-            <w:r>
-              <w:rPr>
-                <w:sz w:val="19"/>
-              </w:rPr>
-              <w:t xml:space="preserve"> removes the permission; grant it again</w:t>
+              <w:t xml:space="preserve"> the player connects, so NetLens sees the RTSP SETUP that announces the media ports</w:t>
             </w:r>
           </w:p>
         </w:tc>
@@ -10324,10 +10059,9 @@
             </w:pPr>
             <w:r>
               <w:rPr>
-                <w:b/>
                 <w:sz w:val="19"/>
               </w:rPr>
-              <w:t>NetLens: capture filter field disabled</w:t>
+              <w:t>App Launchers: desktop icon shows "Allow Launching"</w:t>
             </w:r>
           </w:p>
         </w:tc>
@@ -10347,31 +10081,9 @@
             </w:pPr>
             <w:r>
               <w:rPr>
-                <w:rFonts w:ascii="Consolas" w:hAnsi="Consolas"/>
-                <w:sz w:val="17"/>
-                <w:shd w:val="clear" w:fill="EEF1F5"/>
-              </w:rPr>
-              <w:t>libpcap0.8</w:t>
-            </w:r>
-            <w:r>
-              <w:rPr>
                 <w:sz w:val="19"/>
               </w:rPr>
-              <w:t xml:space="preserve"> missing: </w:t>
-            </w:r>
-            <w:r>
-              <w:rPr>
-                <w:rFonts w:ascii="Consolas" w:hAnsi="Consolas"/>
-                <w:sz w:val="17"/>
-                <w:shd w:val="clear" w:fill="EEF1F5"/>
-              </w:rPr>
-              <w:t>sudo apt install libpcap0.8</w:t>
-            </w:r>
-            <w:r>
-              <w:rPr>
-                <w:sz w:val="19"/>
-              </w:rPr>
-              <w:t xml:space="preserve"> (display filters still work)</w:t>
+              <w:t>The trust flag could not be set (for example the GNOME desktop-icons extension is disabled). Right-click → Allow Launching once, or recreate the launcher while the user is logged in</w:t>
             </w:r>
           </w:p>
         </w:tc>
@@ -10396,7 +10108,7 @@
               <w:rPr>
                 <w:sz w:val="19"/>
               </w:rPr>
-              <w:t>NetLens: "Dropped" count in the status bar</w:t>
+              <w:t>App Launchers: app does not start for the other user</w:t>
             </w:r>
           </w:p>
         </w:tc>
@@ -10419,7 +10131,20 @@
               <w:rPr>
                 <w:sz w:val="19"/>
               </w:rPr>
-              <w:t>The PC could not keep up; use a capture filter or a smaller snap length (Capture options)</w:t>
+              <w:t xml:space="preserve">Open </w:t>
+            </w:r>
+            <w:r>
+              <w:rPr>
+                <w:b/>
+                <w:sz w:val="19"/>
+              </w:rPr>
+              <w:t>Edit</w:t>
+            </w:r>
+            <w:r>
+              <w:rPr>
+                <w:sz w:val="19"/>
+              </w:rPr>
+              <w:t xml:space="preserve"> and check the Checks panel: folder access, missing libraries, or the program needs write access (enable "let them write in it")</w:t>
             </w:r>
           </w:p>
         </w:tc>
@@ -10444,7 +10169,7 @@
                 <w:b/>
                 <w:sz w:val="19"/>
               </w:rPr>
-              <w:t>NetLens: no RTP streams for a camera</w:t>
+              <w:t>Speed test cannot connect</w:t>
             </w:r>
           </w:p>
         </w:tc>
@@ -10466,20 +10191,15 @@
               <w:rPr>
                 <w:sz w:val="19"/>
               </w:rPr>
-              <w:t xml:space="preserve">Start capturing </w:t>
-            </w:r>
-            <w:r>
-              <w:rPr>
-                <w:b/>
-                <w:sz w:val="19"/>
-              </w:rPr>
-              <w:t>before</w:t>
-            </w:r>
-            <w:r>
-              <w:rPr>
-                <w:sz w:val="19"/>
-              </w:rPr>
-              <w:t xml:space="preserve"> the player connects, so NetLens sees the RTSP SETUP that announces the media ports</w:t>
+              <w:t xml:space="preserve">Server mode not started on the other PC, wrong IP, or firewall — </w:t>
+            </w:r>
+            <w:r>
+              <w:rPr>
+                <w:rFonts w:ascii="Consolas" w:hAnsi="Consolas"/>
+                <w:sz w:val="17"/>
+                <w:shd w:val="clear" w:fill="EEF1F5"/>
+              </w:rPr>
+              <w:t>sudo ufw allow 5201</w:t>
             </w:r>
           </w:p>
         </w:tc>
@@ -10502,9 +10222,10 @@
             </w:pPr>
             <w:r>
               <w:rPr>
+                <w:b/>
                 <w:sz w:val="19"/>
               </w:rPr>
-              <w:t>App Launchers: desktop icon shows "Allow Launching"</w:t>
+              <w:t>Admin actions fail in the AppImage</w:t>
             </w:r>
           </w:p>
         </w:tc>
@@ -10527,169 +10248,6 @@
               <w:rPr>
                 <w:sz w:val="19"/>
               </w:rPr>
-              <w:t>The trust flag could not be set (for example the GNOME desktop-icons extension is disabled). Right-click → Allow Launching once, or recreate the launcher while the user is logged in</w:t>
-            </w:r>
-          </w:p>
-        </w:tc>
-      </w:tr>
-      <w:tr>
-        <w:tc>
-          <w:tcPr>
-            <w:tcW w:type="dxa" w:w="4819"/>
-            <w:tcMar>
-              <w:top w:w="60" w:type="dxa"/>
-              <w:bottom w:w="60" w:type="dxa"/>
-              <w:start w:w="100" w:type="dxa"/>
-              <w:end w:w="100" w:type="dxa"/>
-            </w:tcMar>
-          </w:tcPr>
-          <w:p>
-            <w:pPr>
-              <w:spacing w:after="0" w:line="252" w:lineRule="auto"/>
-            </w:pPr>
-            <w:r>
-              <w:rPr>
-                <w:sz w:val="19"/>
-              </w:rPr>
-              <w:t>App Launchers: app does not start for the other user</w:t>
-            </w:r>
-          </w:p>
-        </w:tc>
-        <w:tc>
-          <w:tcPr>
-            <w:tcW w:type="dxa" w:w="4819"/>
-            <w:tcMar>
-              <w:top w:w="60" w:type="dxa"/>
-              <w:bottom w:w="60" w:type="dxa"/>
-              <w:start w:w="100" w:type="dxa"/>
-              <w:end w:w="100" w:type="dxa"/>
-            </w:tcMar>
-          </w:tcPr>
-          <w:p>
-            <w:pPr>
-              <w:spacing w:after="0" w:line="252" w:lineRule="auto"/>
-            </w:pPr>
-            <w:r>
-              <w:rPr>
-                <w:sz w:val="19"/>
-              </w:rPr>
-              <w:t xml:space="preserve">Open </w:t>
-            </w:r>
-            <w:r>
-              <w:rPr>
-                <w:b/>
-                <w:sz w:val="19"/>
-              </w:rPr>
-              <w:t>Edit</w:t>
-            </w:r>
-            <w:r>
-              <w:rPr>
-                <w:sz w:val="19"/>
-              </w:rPr>
-              <w:t xml:space="preserve"> and check the Checks panel: folder access, missing libraries, or the program needs write access (enable "let them write in it")</w:t>
-            </w:r>
-          </w:p>
-        </w:tc>
-      </w:tr>
-      <w:tr>
-        <w:tc>
-          <w:tcPr>
-            <w:tcW w:type="dxa" w:w="4819"/>
-            <w:tcMar>
-              <w:top w:w="60" w:type="dxa"/>
-              <w:bottom w:w="60" w:type="dxa"/>
-              <w:start w:w="100" w:type="dxa"/>
-              <w:end w:w="100" w:type="dxa"/>
-            </w:tcMar>
-            <w:shd w:val="clear" w:color="auto" w:fill="F3F6FB"/>
-          </w:tcPr>
-          <w:p>
-            <w:pPr>
-              <w:spacing w:after="0" w:line="252" w:lineRule="auto"/>
-            </w:pPr>
-            <w:r>
-              <w:rPr>
-                <w:b/>
-                <w:sz w:val="19"/>
-              </w:rPr>
-              <w:t>Speed test cannot connect</w:t>
-            </w:r>
-          </w:p>
-        </w:tc>
-        <w:tc>
-          <w:tcPr>
-            <w:tcW w:type="dxa" w:w="4819"/>
-            <w:tcMar>
-              <w:top w:w="60" w:type="dxa"/>
-              <w:bottom w:w="60" w:type="dxa"/>
-              <w:start w:w="100" w:type="dxa"/>
-              <w:end w:w="100" w:type="dxa"/>
-            </w:tcMar>
-            <w:shd w:val="clear" w:color="auto" w:fill="F3F6FB"/>
-          </w:tcPr>
-          <w:p>
-            <w:pPr>
-              <w:spacing w:after="0" w:line="252" w:lineRule="auto"/>
-            </w:pPr>
-            <w:r>
-              <w:rPr>
-                <w:sz w:val="19"/>
-              </w:rPr>
-              <w:t xml:space="preserve">Server mode not started on the other PC, wrong IP, or firewall — </w:t>
-            </w:r>
-            <w:r>
-              <w:rPr>
-                <w:rFonts w:ascii="Consolas" w:hAnsi="Consolas"/>
-                <w:sz w:val="17"/>
-                <w:shd w:val="clear" w:fill="EEF1F5"/>
-              </w:rPr>
-              <w:t>sudo ufw allow 5201</w:t>
-            </w:r>
-          </w:p>
-        </w:tc>
-      </w:tr>
-      <w:tr>
-        <w:tc>
-          <w:tcPr>
-            <w:tcW w:type="dxa" w:w="4819"/>
-            <w:tcMar>
-              <w:top w:w="60" w:type="dxa"/>
-              <w:bottom w:w="60" w:type="dxa"/>
-              <w:start w:w="100" w:type="dxa"/>
-              <w:end w:w="100" w:type="dxa"/>
-            </w:tcMar>
-          </w:tcPr>
-          <w:p>
-            <w:pPr>
-              <w:spacing w:after="0" w:line="252" w:lineRule="auto"/>
-            </w:pPr>
-            <w:r>
-              <w:rPr>
-                <w:b/>
-                <w:sz w:val="19"/>
-              </w:rPr>
-              <w:t>Admin actions fail in the AppImage</w:t>
-            </w:r>
-          </w:p>
-        </w:tc>
-        <w:tc>
-          <w:tcPr>
-            <w:tcW w:type="dxa" w:w="4819"/>
-            <w:tcMar>
-              <w:top w:w="60" w:type="dxa"/>
-              <w:bottom w:w="60" w:type="dxa"/>
-              <w:start w:w="100" w:type="dxa"/>
-              <w:end w:w="100" w:type="dxa"/>
-            </w:tcMar>
-          </w:tcPr>
-          <w:p>
-            <w:pPr>
-              <w:spacing w:after="0" w:line="252" w:lineRule="auto"/>
-            </w:pPr>
-            <w:r>
-              <w:rPr>
-                <w:sz w:val="19"/>
-              </w:rPr>
               <w:t xml:space="preserve">Use the </w:t>
             </w:r>
             <w:r>
@@ -10720,69 +10278,6 @@
                 <w:sz w:val="19"/>
               </w:rPr>
               <w:t>)</w:t>
-            </w:r>
-          </w:p>
-        </w:tc>
-      </w:tr>
-      <w:tr>
-        <w:tc>
-          <w:tcPr>
-            <w:tcW w:type="dxa" w:w="4819"/>
-            <w:tcMar>
-              <w:top w:w="60" w:type="dxa"/>
-              <w:bottom w:w="60" w:type="dxa"/>
-              <w:start w:w="100" w:type="dxa"/>
-              <w:end w:w="100" w:type="dxa"/>
-            </w:tcMar>
-            <w:shd w:val="clear" w:color="auto" w:fill="F3F6FB"/>
-          </w:tcPr>
-          <w:p>
-            <w:pPr>
-              <w:spacing w:after="0" w:line="252" w:lineRule="auto"/>
-            </w:pPr>
-            <w:r>
-              <w:rPr>
-                <w:b/>
-                <w:sz w:val="19"/>
-              </w:rPr>
-              <w:t>Hotkeys do nothing</w:t>
-            </w:r>
-          </w:p>
-        </w:tc>
-        <w:tc>
-          <w:tcPr>
-            <w:tcW w:type="dxa" w:w="4819"/>
-            <w:tcMar>
-              <w:top w:w="60" w:type="dxa"/>
-              <w:bottom w:w="60" w:type="dxa"/>
-              <w:start w:w="100" w:type="dxa"/>
-              <w:end w:w="100" w:type="dxa"/>
-            </w:tcMar>
-            <w:shd w:val="clear" w:color="auto" w:fill="F3F6FB"/>
-          </w:tcPr>
-          <w:p>
-            <w:pPr>
-              <w:spacing w:after="0" w:line="252" w:lineRule="auto"/>
-            </w:pPr>
-            <w:r>
-              <w:rPr>
-                <w:sz w:val="19"/>
-              </w:rPr>
-              <w:t xml:space="preserve">Another app owns Ctrl+Alt+R / Ctrl+Alt+P; the tray menu still works. Logs: run </w:t>
-            </w:r>
-            <w:r>
-              <w:rPr>
-                <w:rFonts w:ascii="Consolas" w:hAnsi="Consolas"/>
-                <w:sz w:val="17"/>
-                <w:shd w:val="clear" w:fill="EEF1F5"/>
-              </w:rPr>
-              <w:t>syspulse</w:t>
-            </w:r>
-            <w:r>
-              <w:rPr>
-                <w:sz w:val="19"/>
-              </w:rPr>
-              <w:t xml:space="preserve"> from a terminal</w:t>
             </w:r>
           </w:p>
         </w:tc>

--- a/docs/word/SysPulse Installation Guide.docx
+++ b/docs/word/SysPulse Installation Guide.docx
@@ -3967,7 +3967,7 @@
                 <w:color w:val="1F2937"/>
                 <w:sz w:val="18"/>
               </w:rPr>
-              <w:t>git clone https://github.com/praneeth/syspulse.git</w:t>
+              <w:t>git clone https://github.com/praneeth-Vandanapu/syspulse.git</w:t>
               <w:br/>
             </w:r>
             <w:r>
